--- a/DesignDocuments/Red_Arquitectura.docx
+++ b/DesignDocuments/Red_Arquitectura.docx
@@ -45,7 +45,7 @@
           <w:sz w:val="20"/>
           <w:szCs w:val="20"/>
         </w:rPr>
-        <w:t xml:space="preserve">Estado del código al 8 de octubre de 2026 · FishNet 4.7.2 · Unity 6000.0.59f2</w:t>
+        <w:t xml:space="preserve">Estado del código al 13 de octubre de 2026 · FishNet 4.7.2 · Unity 6000.0.59f2</w:t>
       </w:r>
     </w:p>
     <w:p>
@@ -1967,6 +1967,89 @@
               <w:spacing w:after="0" w:line="252"/>
             </w:pPr>
             <w:r>
+              <w:t xml:space="preserve">Revelado a un equipo (verlo a través de paredes)</w:t>
+            </w:r>
+          </w:p>
+        </w:tc>
+        <w:tc>
+          <w:tcPr>
+            <w:tcW w:type="dxa" w:w="1807"/>
+            <w:tcBorders>
+              <w:top w:val="single" w:color="BFBFBF" w:sz="4"/>
+              <w:left w:val="single" w:color="BFBFBF" w:sz="4"/>
+              <w:bottom w:val="single" w:color="BFBFBF" w:sz="4"/>
+              <w:right w:val="single" w:color="BFBFBF" w:sz="4"/>
+            </w:tcBorders>
+            <w:tcMar>
+              <w:top w:type="dxa" w:w="60"/>
+              <w:left w:type="dxa" w:w="100"/>
+              <w:bottom w:type="dxa" w:w="60"/>
+              <w:right w:type="dxa" w:w="100"/>
+            </w:tcMar>
+          </w:tcPr>
+          <w:p>
+            <w:pPr>
+              <w:spacing w:after="0" w:line="252"/>
+            </w:pPr>
+            <w:r>
+              <w:t xml:space="preserve">Servidor</w:t>
+            </w:r>
+          </w:p>
+        </w:tc>
+        <w:tc>
+          <w:tcPr>
+            <w:tcW w:type="dxa" w:w="5623"/>
+            <w:tcBorders>
+              <w:top w:val="single" w:color="BFBFBF" w:sz="4"/>
+              <w:left w:val="single" w:color="BFBFBF" w:sz="4"/>
+              <w:bottom w:val="single" w:color="BFBFBF" w:sz="4"/>
+              <w:right w:val="single" w:color="BFBFBF" w:sz="4"/>
+            </w:tcBorders>
+            <w:tcMar>
+              <w:top w:type="dxa" w:w="60"/>
+              <w:left w:type="dxa" w:w="100"/>
+              <w:bottom w:type="dxa" w:w="60"/>
+              <w:right w:type="dxa" w:w="100"/>
+            </w:tcMar>
+          </w:tcPr>
+          <w:p>
+            <w:pPr>
+              <w:spacing w:after="0" w:line="252"/>
+            </w:pPr>
+            <w:r>
+              <w:rPr>
+                <w:rFonts w:ascii="Consolas" w:cs="Consolas" w:eastAsia="Consolas" w:hAnsi="Consolas"/>
+                <w:color w:val="1F4D78"/>
+                <w:sz w:val="19"/>
+                <w:szCs w:val="19"/>
+              </w:rPr>
+              <w:t xml:space="preserve">NetRevealedUntilTick, un SyncDictionary&lt;int, uint&gt;: equipo → tick hasta el que ese equipo lo ve. Cada pantalla compara contra su tick y el equipo de su jugador local (TeamReveal dibuja la silueta). No es un tag porque un tag no dice quién lo puso.</w:t>
+            </w:r>
+          </w:p>
+        </w:tc>
+      </w:tr>
+      <w:tr>
+        <w:tc>
+          <w:tcPr>
+            <w:tcW w:type="dxa" w:w="2610"/>
+            <w:tcBorders>
+              <w:top w:val="single" w:color="BFBFBF" w:sz="4"/>
+              <w:left w:val="single" w:color="BFBFBF" w:sz="4"/>
+              <w:bottom w:val="single" w:color="BFBFBF" w:sz="4"/>
+              <w:right w:val="single" w:color="BFBFBF" w:sz="4"/>
+            </w:tcBorders>
+            <w:tcMar>
+              <w:top w:type="dxa" w:w="60"/>
+              <w:left w:type="dxa" w:w="100"/>
+              <w:bottom w:type="dxa" w:w="60"/>
+              <w:right w:type="dxa" w:w="100"/>
+            </w:tcMar>
+          </w:tcPr>
+          <w:p>
+            <w:pPr>
+              <w:spacing w:after="0" w:line="252"/>
+            </w:pPr>
+            <w:r>
               <w:t xml:space="preserve">Efectos activos (buffs/debuffs)</w:t>
             </w:r>
           </w:p>
@@ -7905,31 +7988,7 @@
                 <w:sz w:val="19"/>
                 <w:szCs w:val="19"/>
               </w:rPr>
-              <w:t xml:space="preserve">ServerStartLeap</w:t>
-            </w:r>
-            <w:r>
-              <w:t xml:space="preserve"> → </w:t>
-            </w:r>
-            <w:r>
-              <w:rPr>
-                <w:rFonts w:ascii="Consolas" w:cs="Consolas" w:eastAsia="Consolas" w:hAnsi="Consolas"/>
-                <w:color w:val="1F4D78"/>
-                <w:sz w:val="19"/>
-                <w:szCs w:val="19"/>
-              </w:rPr>
-              <w:t xml:space="preserve">TargetExecuteLeap</w:t>
-            </w:r>
-            <w:r>
-              <w:t xml:space="preserve"> → el dueño espera aterrizar → </w:t>
-            </w:r>
-            <w:r>
-              <w:rPr>
-                <w:rFonts w:ascii="Consolas" w:cs="Consolas" w:eastAsia="Consolas" w:hAnsi="Consolas"/>
-                <w:color w:val="1F4D78"/>
-                <w:sz w:val="19"/>
-                <w:szCs w:val="19"/>
-              </w:rPr>
-              <w:t xml:space="preserve">ServerResolveLeapImpact</w:t>
+              <w:t xml:space="preserve">ServerStartLeap → TargetExecuteLeap → el dueño espera aterrizar o engancharse a una pared → ServerResolveLeapImpact</w:t>
             </w:r>
           </w:p>
         </w:tc>
@@ -7954,7 +8013,7 @@
               <w:spacing w:after="0" w:line="252"/>
             </w:pPr>
             <w:r>
-              <w:t xml:space="preserve">El servidor guarda la instancia de la habilidad entre el despegue y el aterrizaje.</w:t>
+              <w:t xml:space="preserve">El servidor guarda la instancia de la habilidad entre el despegue y el aterrizaje. Con HitAtTakeoff (la Retirada) el golpe sale en el servidor al activar y el aterrizaje no hace nada.</w:t>
             </w:r>
           </w:p>
         </w:tc>
@@ -10092,6 +10151,70 @@
             </w:r>
             <w:r>
               <w:t xml:space="preserve">) le dice a cada peer de quién copiar el arma que se ve volar.</w:t>
+            </w:r>
+          </w:p>
+        </w:tc>
+      </w:tr>
+      <w:tr>
+        <w:tc>
+          <w:tcPr>
+            <w:tcW w:type="dxa" w:w="2209"/>
+            <w:tcBorders>
+              <w:top w:val="single" w:color="BFBFBF" w:sz="4"/>
+              <w:left w:val="single" w:color="BFBFBF" w:sz="4"/>
+              <w:bottom w:val="single" w:color="BFBFBF" w:sz="4"/>
+              <w:right w:val="single" w:color="BFBFBF" w:sz="4"/>
+            </w:tcBorders>
+            <w:tcMar>
+              <w:top w:type="dxa" w:w="60"/>
+              <w:left w:type="dxa" w:w="100"/>
+              <w:bottom w:type="dxa" w:w="60"/>
+              <w:right w:type="dxa" w:w="100"/>
+            </w:tcMar>
+          </w:tcPr>
+          <w:p>
+            <w:pPr>
+              <w:spacing w:after="0" w:line="252"/>
+            </w:pPr>
+            <w:r>
+              <w:rPr>
+                <w:rFonts w:ascii="Consolas" w:cs="Consolas" w:eastAsia="Consolas" w:hAnsi="Consolas"/>
+                <w:color w:val="1F4D78"/>
+                <w:sz w:val="19"/>
+                <w:szCs w:val="19"/>
+              </w:rPr>
+              <w:t xml:space="preserve">Flechas (PF_Arrow)</w:t>
+            </w:r>
+          </w:p>
+        </w:tc>
+        <w:tc>
+          <w:tcPr>
+            <w:tcW w:type="dxa" w:w="7831"/>
+            <w:tcBorders>
+              <w:top w:val="single" w:color="BFBFBF" w:sz="4"/>
+              <w:left w:val="single" w:color="BFBFBF" w:sz="4"/>
+              <w:bottom w:val="single" w:color="BFBFBF" w:sz="4"/>
+              <w:right w:val="single" w:color="BFBFBF" w:sz="4"/>
+            </w:tcBorders>
+            <w:tcMar>
+              <w:top w:type="dxa" w:w="60"/>
+              <w:left w:type="dxa" w:w="100"/>
+              <w:bottom w:type="dxa" w:w="60"/>
+              <w:right w:type="dxa" w:w="100"/>
+            </w:tcMar>
+          </w:tcPr>
+          <w:p>
+            <w:pPr>
+              <w:spacing w:after="0" w:line="252"/>
+            </w:pPr>
+            <w:r>
+              <w:rPr>
+                <w:rFonts w:ascii="Consolas" w:cs="Consolas" w:eastAsia="Consolas" w:hAnsi="Consolas"/>
+                <w:color w:val="1F4D78"/>
+                <w:sz w:val="19"/>
+                <w:szCs w:val="19"/>
+              </w:rPr>
+              <w:t xml:space="preserve">Un GC_Projectile con UseShooterWeapon apagado: vuela su propio modelo, no el arma de la mano. El servidor le apaga la gravedad el Vuelo recto de la habilidad (HoldGravity) y gira la punta hacia donde vuela (AlignToVelocity); el NetworkTransform lleva las dos cosas a todos. La curva que ve el dueño al tensar (TrajectoryPreview) es solo local y sale de la misma cuenta.</w:t>
             </w:r>
           </w:p>
         </w:tc>

--- a/DesignDocuments/Red_Arquitectura.docx
+++ b/DesignDocuments/Red_Arquitectura.docx
@@ -10457,6 +10457,70 @@
               <w:spacing w:after="0" w:line="252"/>
             </w:pPr>
             <w:r>
+              <w:rPr>
+                <w:rFonts w:ascii="Consolas" w:cs="Consolas" w:eastAsia="Consolas" w:hAnsi="Consolas"/>
+                <w:color w:val="1F4D78"/>
+                <w:sz w:val="19"/>
+                <w:szCs w:val="19"/>
+              </w:rPr>
+              <w:t xml:space="preserve">Compañeros (Entity_Companion)</w:t>
+            </w:r>
+          </w:p>
+        </w:tc>
+        <w:tc>
+          <w:tcPr>
+            <w:tcW w:type="dxa" w:w="7831"/>
+            <w:tcBorders>
+              <w:top w:val="single" w:color="BFBFBF" w:sz="4"/>
+              <w:left w:val="single" w:color="BFBFBF" w:sz="4"/>
+              <w:bottom w:val="single" w:color="BFBFBF" w:sz="4"/>
+              <w:right w:val="single" w:color="BFBFBF" w:sz="4"/>
+            </w:tcBorders>
+            <w:tcMar>
+              <w:top w:type="dxa" w:w="60"/>
+              <w:left w:type="dxa" w:w="100"/>
+              <w:bottom w:type="dxa" w:w="60"/>
+              <w:right w:type="dxa" w:w="100"/>
+            </w:tcMar>
+          </w:tcPr>
+          <w:p>
+            <w:pPr>
+              <w:spacing w:after="0" w:line="252"/>
+            </w:pPr>
+            <w:r>
+              <w:rPr>
+                <w:rFonts w:ascii="Consolas" w:cs="Consolas" w:eastAsia="Consolas" w:hAnsi="Consolas"/>
+                <w:color w:val="1F4D78"/>
+                <w:sz w:val="19"/>
+                <w:szCs w:val="19"/>
+              </w:rPr>
+              <w:t xml:space="preserve">Los spawnea y los saca el servidor (el CompanionManager del Explorador), sin dueño de red: quién es su Explorador viaja en un SyncVar (_ownerNob). IA en el servidor; posición por NetworkTransform del servidor (el NavMeshAgent solo corre ahí) y vida por su NetASC. Ataque y aullido con ObserversRpc(RunLocally = true). Cuál está activo y las esperas viajan como GEs del Explorador, por los diccionarios de siempre.</w:t>
+            </w:r>
+          </w:p>
+        </w:tc>
+      </w:tr>
+      <w:tr>
+        <w:tc>
+          <w:tcPr>
+            <w:tcW w:type="dxa" w:w="2209"/>
+            <w:tcBorders>
+              <w:top w:val="single" w:color="BFBFBF" w:sz="4"/>
+              <w:left w:val="single" w:color="BFBFBF" w:sz="4"/>
+              <w:bottom w:val="single" w:color="BFBFBF" w:sz="4"/>
+              <w:right w:val="single" w:color="BFBFBF" w:sz="4"/>
+            </w:tcBorders>
+            <w:tcMar>
+              <w:top w:type="dxa" w:w="60"/>
+              <w:left w:type="dxa" w:w="100"/>
+              <w:bottom w:type="dxa" w:w="60"/>
+              <w:right w:type="dxa" w:w="100"/>
+            </w:tcMar>
+          </w:tcPr>
+          <w:p>
+            <w:pPr>
+              <w:spacing w:after="0" w:line="252"/>
+            </w:pPr>
+            <w:r>
               <w:t xml:space="preserve">Botiquines (</w:t>
             </w:r>
             <w:r>
@@ -14964,6 +15028,89 @@
             </w:pPr>
             <w:r>
               <w:t xml:space="preserve">Animación y VFX de los NPCs.</w:t>
+            </w:r>
+          </w:p>
+        </w:tc>
+      </w:tr>
+      <w:tr>
+        <w:tc>
+          <w:tcPr>
+            <w:tcW w:type="dxa" w:w="3313"/>
+            <w:tcBorders>
+              <w:top w:val="single" w:color="BFBFBF" w:sz="4"/>
+              <w:left w:val="single" w:color="BFBFBF" w:sz="4"/>
+              <w:bottom w:val="single" w:color="BFBFBF" w:sz="4"/>
+              <w:right w:val="single" w:color="BFBFBF" w:sz="4"/>
+            </w:tcBorders>
+            <w:tcMar>
+              <w:top w:type="dxa" w:w="60"/>
+              <w:left w:type="dxa" w:w="100"/>
+              <w:bottom w:type="dxa" w:w="60"/>
+              <w:right w:type="dxa" w:w="100"/>
+            </w:tcMar>
+          </w:tcPr>
+          <w:p>
+            <w:pPr>
+              <w:spacing w:after="0" w:line="252"/>
+            </w:pPr>
+            <w:r>
+              <w:rPr>
+                <w:rFonts w:ascii="Consolas" w:cs="Consolas" w:eastAsia="Consolas" w:hAnsi="Consolas"/>
+                <w:color w:val="1F4D78"/>
+                <w:sz w:val="19"/>
+                <w:szCs w:val="19"/>
+              </w:rPr>
+              <w:t xml:space="preserve">Entity_Companion: ObserversAttack / ObserversHowl</w:t>
+            </w:r>
+          </w:p>
+        </w:tc>
+        <w:tc>
+          <w:tcPr>
+            <w:tcW w:type="dxa" w:w="1104"/>
+            <w:tcBorders>
+              <w:top w:val="single" w:color="BFBFBF" w:sz="4"/>
+              <w:left w:val="single" w:color="BFBFBF" w:sz="4"/>
+              <w:bottom w:val="single" w:color="BFBFBF" w:sz="4"/>
+              <w:right w:val="single" w:color="BFBFBF" w:sz="4"/>
+            </w:tcBorders>
+            <w:tcMar>
+              <w:top w:type="dxa" w:w="60"/>
+              <w:left w:type="dxa" w:w="100"/>
+              <w:bottom w:type="dxa" w:w="60"/>
+              <w:right w:type="dxa" w:w="100"/>
+            </w:tcMar>
+          </w:tcPr>
+          <w:p>
+            <w:pPr>
+              <w:spacing w:after="0" w:line="252"/>
+            </w:pPr>
+            <w:r>
+              <w:t xml:space="preserve">O (RunLocally)</w:t>
+            </w:r>
+          </w:p>
+        </w:tc>
+        <w:tc>
+          <w:tcPr>
+            <w:tcW w:type="dxa" w:w="5623"/>
+            <w:tcBorders>
+              <w:top w:val="single" w:color="BFBFBF" w:sz="4"/>
+              <w:left w:val="single" w:color="BFBFBF" w:sz="4"/>
+              <w:bottom w:val="single" w:color="BFBFBF" w:sz="4"/>
+              <w:right w:val="single" w:color="BFBFBF" w:sz="4"/>
+            </w:tcBorders>
+            <w:tcMar>
+              <w:top w:type="dxa" w:w="60"/>
+              <w:left w:type="dxa" w:w="100"/>
+              <w:bottom w:type="dxa" w:w="60"/>
+              <w:right w:type="dxa" w:w="100"/>
+            </w:tcMar>
+          </w:tcPr>
+          <w:p>
+            <w:pPr>
+              <w:spacing w:after="0" w:line="252"/>
+            </w:pPr>
+            <w:r>
+              <w:t xml:space="preserve">La animación del ataque y el aullido de los compañeros.</w:t>
             </w:r>
           </w:p>
         </w:tc>

--- a/DesignDocuments/Red_Arquitectura.docx
+++ b/DesignDocuments/Red_Arquitectura.docx
@@ -10494,7 +10494,7 @@
                 <w:sz w:val="19"/>
                 <w:szCs w:val="19"/>
               </w:rPr>
-              <w:t xml:space="preserve">Los spawnea y los saca el servidor (el CompanionManager del Explorador), sin dueño de red: quién es su Explorador viaja en un SyncVar (_ownerNob). IA en el servidor; posición por NetworkTransform del servidor (el NavMeshAgent solo corre ahí) y vida por su NetASC. Ataque y aullido con ObserversRpc(RunLocally = true). Cuál está activo y las esperas viajan como GEs del Explorador, por los diccionarios de siempre.</w:t>
+              <w:t xml:space="preserve">Los spawnea y los saca el servidor (el CompanionManager del Explorador), sin dueño de red: quién es su Explorador viaja en un SyncVar (_ownerNob). IA en el servidor; posición por NetworkTransform del servidor (el NavMeshAgent solo corre ahí) y vida por su NetASC. Ataque y aullido con ObserversRpc(RunLocally = true). Cuál está activo y las esperas viajan como GEs del Explorador, por los diccionarios de siempre. Qué opción de la rueda es cada uno viaja en otro SyncVar (_optionIndex): con la Ira primal hay tres del mismo dueño y el HUD del dueño tiene que encontrar al elegido. La Ira primal no agrega red: es un GE con su tag, y los extras son compañeros normales.</w:t>
             </w:r>
           </w:p>
         </w:tc>

--- a/DesignDocuments/Red_Arquitectura.docx
+++ b/DesignDocuments/Red_Arquitectura.docx
@@ -10267,6 +10267,58 @@
             </w:pPr>
             <w:r>
               <w:t xml:space="preserve">Los spawnea y despawnea el servidor desde la habilidad o su pasiva. Tienen ASC para que se les pueda pegar.</w:t>
+            </w:r>
+          </w:p>
+        </w:tc>
+      </w:tr>
+      <w:tr>
+        <w:tc>
+          <w:tcPr>
+            <w:tcW w:type="dxa" w:w="2209"/>
+            <w:tcBorders>
+              <w:top w:val="single" w:color="BFBFBF" w:sz="4"/>
+              <w:left w:val="single" w:color="BFBFBF" w:sz="4"/>
+              <w:bottom w:val="single" w:color="BFBFBF" w:sz="4"/>
+              <w:right w:val="single" w:color="BFBFBF" w:sz="4"/>
+            </w:tcBorders>
+            <w:tcMar>
+              <w:top w:type="dxa" w:w="60"/>
+              <w:left w:type="dxa" w:w="100"/>
+              <w:bottom w:type="dxa" w:w="60"/>
+              <w:right w:type="dxa" w:w="100"/>
+            </w:tcMar>
+          </w:tcPr>
+          <w:p>
+            <w:pPr>
+              <w:spacing w:after="0" w:line="252"/>
+            </w:pPr>
+            <w:r>
+              <w:t xml:space="preserve">Trampas del Trampero (Entity_Trap)</w:t>
+            </w:r>
+          </w:p>
+        </w:tc>
+        <w:tc>
+          <w:tcPr>
+            <w:tcW w:type="dxa" w:w="7831"/>
+            <w:tcBorders>
+              <w:top w:val="single" w:color="BFBFBF" w:sz="4"/>
+              <w:left w:val="single" w:color="BFBFBF" w:sz="4"/>
+              <w:bottom w:val="single" w:color="BFBFBF" w:sz="4"/>
+              <w:right w:val="single" w:color="BFBFBF" w:sz="4"/>
+            </w:tcBorders>
+            <w:tcMar>
+              <w:top w:type="dxa" w:w="60"/>
+              <w:left w:type="dxa" w:w="100"/>
+              <w:bottom w:type="dxa" w:w="60"/>
+              <w:right w:type="dxa" w:w="100"/>
+            </w:tcMar>
+          </w:tcPr>
+          <w:p>
+            <w:pPr>
+              <w:spacing w:after="0" w:line="252"/>
+            </w:pPr>
+            <w:r>
+              <w:t xml:space="preserve">Las spawnea el servidor (GA_PlaceTrap, GA_BombBarrage) y las saca al explotar o vencerse. Están quietas: no llevan NetworkTransform. Dos SyncVar: el equipo (cada pantalla dibuja el modelo solo si es del suyo) y si saltó (el aviso lo ven todos). Saltar, explotar y aplicar efectos es todo del servidor; el aviso y la explosión se ven por ObserversRpc(RunLocally = true).</w:t>
             </w:r>
           </w:p>
         </w:tc>

--- a/DesignDocuments/Red_Arquitectura.docx
+++ b/DesignDocuments/Red_Arquitectura.docx
@@ -3744,34 +3744,7 @@
           <w:b/>
           <w:bCs/>
         </w:rPr>
-        <w:t xml:space="preserve">Desatascarse</w:t>
-      </w:r>
-      <w:r>
-        <w:t xml:space="preserve"> (botón Unstuck del recuadro de red): </w:t>
-      </w:r>
-      <w:r>
-        <w:rPr>
-          <w:rFonts w:ascii="Consolas" w:cs="Consolas" w:eastAsia="Consolas" w:hAnsi="Consolas"/>
-          <w:color w:val="1F4D78"/>
-          <w:sz w:val="19"/>
-          <w:szCs w:val="19"/>
-        </w:rPr>
-        <w:t xml:space="preserve">ServerUnstuck</w:t>
-      </w:r>
-      <w:r>
-        <w:t xml:space="preserve"> valida condiciones (quieto un rato, sin combate reciente, sin control legítimo encima) y reemplaza el personaje por uno nuevo del prefab (</w:t>
-      </w:r>
-      <w:r>
-        <w:rPr>
-          <w:rFonts w:ascii="Consolas" w:cs="Consolas" w:eastAsia="Consolas" w:hAnsi="Consolas"/>
-          <w:color w:val="1F4D78"/>
-          <w:sz w:val="19"/>
-          <w:szCs w:val="19"/>
-        </w:rPr>
-        <w:t xml:space="preserve">ServerRespawnFresh</w:t>
-      </w:r>
-      <w:r>
-        <w:t xml:space="preserve">). El motivo de un rechazo viaja como clave de texto.</w:t>
+        <w:t xml:space="preserve">Desatascarse (botón Unstuck del recuadro de red): ServerUnstuck valida condiciones (quieto un rato, sin combate reciente, sin control legítimo encima) y reemplaza el personaje por uno nuevo del prefab (ServerRespawnFresh). El motivo de un rechazo viaja como clave de texto. Desde el 19 de octubre de 2026 el cliente manda con el pedido una foto de su lado (input, menús, cursor, movimiento, tags) y el host guarda las dos partes en Unstuck.log (en el editor, en Logs/; en una build, junto al Player.log), también los pedidos rechazados.</w:t>
       </w:r>
     </w:p>
     <w:p>
@@ -7112,55 +7085,13 @@
               <w:spacing w:after="0" w:line="252"/>
             </w:pPr>
             <w:r>
-              <w:t xml:space="preserve">Pose sostenida por </w:t>
-            </w:r>
-            <w:r>
-              <w:rPr>
-                <w:rFonts w:ascii="Consolas" w:cs="Consolas" w:eastAsia="Consolas" w:hAnsi="Consolas"/>
-                <w:color w:val="1F4D78"/>
-                <w:sz w:val="19"/>
-                <w:szCs w:val="19"/>
-              </w:rPr>
-              <w:t xml:space="preserve">ServerPlayChannelAnimation</w:t>
-            </w:r>
-            <w:r>
-              <w:t xml:space="preserve"> → </w:t>
-            </w:r>
-            <w:r>
-              <w:rPr>
-                <w:rFonts w:ascii="Consolas" w:cs="Consolas" w:eastAsia="Consolas" w:hAnsi="Consolas"/>
-                <w:color w:val="1F4D78"/>
-                <w:sz w:val="19"/>
-                <w:szCs w:val="19"/>
-              </w:rPr>
-              <w:t xml:space="preserve">ObserversPlayChannelAnimation</w:t>
-            </w:r>
-            <w:r>
-              <w:t xml:space="preserve">, que llega también al dueño (lo dispara el servidor, el dueño no lo predijo). Declaran </w:t>
-            </w:r>
-            <w:r>
-              <w:rPr>
-                <w:rFonts w:ascii="Consolas" w:cs="Consolas" w:eastAsia="Consolas" w:hAnsi="Consolas"/>
-                <w:color w:val="1F4D78"/>
-                <w:sz w:val="19"/>
-                <w:szCs w:val="19"/>
-              </w:rPr>
-              <w:t xml:space="preserve">BroadcastsOwnAnimation</w:t>
-            </w:r>
-            <w:r>
-              <w:t xml:space="preserve">. Un golpe que sale cuando decide el servidor se manda con </w:t>
-            </w:r>
-            <w:r>
-              <w:rPr>
-                <w:rFonts w:ascii="Consolas" w:cs="Consolas" w:eastAsia="Consolas" w:hAnsi="Consolas"/>
-                <w:color w:val="1F4D78"/>
-                <w:sz w:val="19"/>
-                <w:szCs w:val="19"/>
-              </w:rPr>
-              <w:t xml:space="preserve">ServerPlayAbilityAnimationOnAll</w:t>
-            </w:r>
-            <w:r>
-              <w:t xml:space="preserve">.</w:t>
+              <w:rPr>
+                <w:rFonts w:ascii="Consolas" w:cs="Consolas" w:eastAsia="Consolas" w:hAnsi="Consolas"/>
+                <w:color w:val="1F4D78"/>
+                <w:sz w:val="19"/>
+                <w:szCs w:val="19"/>
+              </w:rPr>
+              <w:t xml:space="preserve">Pose sostenida por ServerPlayChannelAnimation → ObserversPlayChannelAnimation (también la de cualquier GA que canaliza por su sección Canalizar, 19 de octubre de 2026; al soltar, ServerPlayAbilityAnimationAfterCast le manda el clip a todos menos al personaje del host), que llega también al dueño (lo dispara el servidor, el dueño no lo predijo). Declaran BroadcastsOwnAnimation. Un golpe que sale cuando decide el servidor se manda con ServerPlayAbilityAnimationOnAll.</w:t>
             </w:r>
           </w:p>
         </w:tc>
@@ -10068,19 +9999,13 @@
               <w:spacing w:after="0" w:line="252"/>
             </w:pPr>
             <w:r>
-              <w:t xml:space="preserve">Proyectiles (</w:t>
-            </w:r>
-            <w:r>
-              <w:rPr>
-                <w:rFonts w:ascii="Consolas" w:cs="Consolas" w:eastAsia="Consolas" w:hAnsi="Consolas"/>
-                <w:color w:val="1F4D78"/>
-                <w:sz w:val="19"/>
-                <w:szCs w:val="19"/>
-              </w:rPr>
-              <w:t xml:space="preserve">GC_Projectile</w:t>
-            </w:r>
-            <w:r>
-              <w:t xml:space="preserve">)</w:t>
+              <w:rPr>
+                <w:rFonts w:ascii="Consolas" w:cs="Consolas" w:eastAsia="Consolas" w:hAnsi="Consolas"/>
+                <w:color w:val="1F4D78"/>
+                <w:sz w:val="19"/>
+                <w:szCs w:val="19"/>
+              </w:rPr>
+              <w:t xml:space="preserve">Proyectiles (GC_Projectile)</w:t>
             </w:r>
           </w:p>
         </w:tc>
@@ -10111,46 +10036,7 @@
                 <w:sz w:val="19"/>
                 <w:szCs w:val="19"/>
               </w:rPr>
-              <w:t xml:space="preserve">Instantiate</w:t>
-            </w:r>
-            <w:r>
-              <w:t xml:space="preserve"> + </w:t>
-            </w:r>
-            <w:r>
-              <w:rPr>
-                <w:rFonts w:ascii="Consolas" w:cs="Consolas" w:eastAsia="Consolas" w:hAnsi="Consolas"/>
-                <w:color w:val="1F4D78"/>
-                <w:sz w:val="19"/>
-                <w:szCs w:val="19"/>
-              </w:rPr>
-              <w:t xml:space="preserve">ServerManager.Spawn</w:t>
-            </w:r>
-            <w:r>
-              <w:t xml:space="preserve">. El Rigidbody se simula en el servidor (cinemático en los clientes). El daño se resuelve en el servidor con la lista de efectos de la habilidad que disparó. </w:t>
-            </w:r>
-            <w:r>
-              <w:rPr>
-                <w:rFonts w:ascii="Consolas" w:cs="Consolas" w:eastAsia="Consolas" w:hAnsi="Consolas"/>
-                <w:color w:val="1F4D78"/>
-                <w:sz w:val="19"/>
-                <w:szCs w:val="19"/>
-              </w:rPr>
-              <w:t xml:space="preserve">_shooterNob</w:t>
-            </w:r>
-            <w:r>
-              <w:t xml:space="preserve"> (SyncVar de </w:t>
-            </w:r>
-            <w:r>
-              <w:rPr>
-                <w:rFonts w:ascii="Consolas" w:cs="Consolas" w:eastAsia="Consolas" w:hAnsi="Consolas"/>
-                <w:color w:val="1F4D78"/>
-                <w:sz w:val="19"/>
-                <w:szCs w:val="19"/>
-              </w:rPr>
-              <w:t xml:space="preserve">NetworkObject</w:t>
-            </w:r>
-            <w:r>
-              <w:t xml:space="preserve">) le dice a cada peer de quién copiar el arma que se ve volar.</w:t>
+              <w:t xml:space="preserve">Instantiate + ServerManager.Spawn. El Rigidbody se simula en el servidor (cinemático en los clientes). El daño se resuelve en el servidor con la lista de efectos de la habilidad que disparó. _shooterNob (SyncVar de NetworkObject) le dice a cada peer de quién copiar el arma que se ve volar. El choque es un barrido del servidor en cada FixedUpdate: el tramo recorrido, con la forma del proyectil y un radio aparte contra personajes (19 de octubre de 2026). Devuelto por un parry, sus efectos van como copias congeladas que viajan por red como su original (GameplayEffect.SourceTemplate).</w:t>
             </w:r>
           </w:p>
         </w:tc>
@@ -10241,7 +10127,7 @@
               <w:spacing w:after="0" w:line="252"/>
             </w:pPr>
             <w:r>
-              <w:t xml:space="preserve">Tótems, copias del Ilusionista, cuchillas ilusorias</w:t>
+              <w:t xml:space="preserve">Invocaciones (Entity_Summon: tótems, trampas, cuchillas, copias, compañeros)</w:t>
             </w:r>
           </w:p>
         </w:tc>
@@ -10266,7 +10152,7 @@
               <w:spacing w:after="0" w:line="252"/>
             </w:pPr>
             <w:r>
-              <w:t xml:space="preserve">Los spawnea y despawnea el servidor desde la habilidad o su pasiva. Tienen ASC para que se les pueda pegar.</w:t>
+              <w:t xml:space="preserve">Las crea el servidor con Entity_Summon.Spawn y las saca él. La base sincroniza el equipo, el dueño (SummonerObject: el HUD del Explorador encuentra así a su compañero) y, en las que solo ve su equipo, si se revelan o se esconden; su Summon_Zone prende y apaga su VFX con otro SyncVar. Las que tienen ASC propio (tótems, copias, compañeros) muestran su vida por su NetASC, que la base manda al aparecer (SyncAllAttributesToNet). La copia del Ilusionista lleva además quién es el copiado (SyncVar de NetworkObject): su barra muestra la de él.</w:t>
             </w:r>
           </w:p>
         </w:tc>
@@ -10318,7 +10204,7 @@
               <w:spacing w:after="0" w:line="252"/>
             </w:pPr>
             <w:r>
-              <w:t xml:space="preserve">Las spawnea el servidor (GA_PlaceTrap, GA_BombBarrage) y las saca al explotar o vencerse. Están quietas: no llevan NetworkTransform. Dos SyncVar: el equipo (cada pantalla dibuja el modelo solo si es del suyo) y si saltó (el aviso lo ven todos). Saltar, explotar y aplicar efectos es todo del servidor; el aviso y la explosión se ven por ObserversRpc(RunLocally = true).</w:t>
+              <w:t xml:space="preserve">Una invocación (ver arriba), variantes de Trap_Base. Están quietas: no llevan NetworkTransform. La base lleva su equipo (cada pantalla dibuja el modelo solo si es del suyo), si se reveló (el aviso lo ven todos) y si explotó (el modelo se esconde). Saltar, explotar y aplicar efectos es todo del servidor; el aviso y la explosión se ven por ObserversRpc(RunLocally = true).</w:t>
             </w:r>
           </w:p>
         </w:tc>
@@ -10546,7 +10432,7 @@
                 <w:sz w:val="19"/>
                 <w:szCs w:val="19"/>
               </w:rPr>
-              <w:t xml:space="preserve">Los spawnea y los saca el servidor (el CompanionManager del Explorador), sin dueño de red: quién es su Explorador viaja en un SyncVar (_ownerNob). IA en el servidor; posición por NetworkTransform del servidor (el NavMeshAgent solo corre ahí) y vida por su NetASC. Ataque y aullido con ObserversRpc(RunLocally = true). Cuál está activo y las esperas viajan como GEs del Explorador, por los diccionarios de siempre. Qué opción de la rueda es cada uno viaja en otro SyncVar (_optionIndex): con la Ira primal hay tres del mismo dueño y el HUD del dueño tiene que encontrar al elegido. La Ira primal no agrega red: es un GE con su tag, y los extras son compañeros normales.</w:t>
+              <w:t xml:space="preserve">Los spawnea y los saca el servidor (el CompanionManager del Explorador), sin dueño de red: quién es su Explorador viaja en el SyncVar de la base (SummonerObject). IA en el servidor; posición por NetworkTransform del servidor (el NavMeshAgent solo corre ahí) y vida por su NetASC. Ataque y aullido con ObserversRpc(RunLocally = true). Cuál está activo y las esperas viajan como GEs del Explorador, por los diccionarios de siempre. Qué opción de la rueda es cada uno viaja en otro SyncVar (_optionIndex): con la Ira primal hay tres del mismo dueño y el HUD del dueño tiene que encontrar al elegido. La Ira primal no agrega red: es un GE con su tag, y los extras son compañeros normales.</w:t>
             </w:r>
           </w:p>
         </w:tc>
@@ -11517,46 +11403,7 @@
           <w:b/>
           <w:bCs/>
         </w:rPr>
-        <w:t xml:space="preserve">Logs:</w:t>
-      </w:r>
-      <w:r>
-        <w:t xml:space="preserve"> </w:t>
-      </w:r>
-      <w:r>
-        <w:rPr>
-          <w:rFonts w:ascii="Consolas" w:cs="Consolas" w:eastAsia="Consolas" w:hAnsi="Consolas"/>
-          <w:color w:val="1F4D78"/>
-          <w:sz w:val="19"/>
-          <w:szCs w:val="19"/>
-        </w:rPr>
-        <w:t xml:space="preserve">[NetworkASC]</w:t>
-      </w:r>
-      <w:r>
-        <w:t xml:space="preserve"> avisa índices de registro que faltan; </w:t>
-      </w:r>
-      <w:r>
-        <w:rPr>
-          <w:rFonts w:ascii="Consolas" w:cs="Consolas" w:eastAsia="Consolas" w:hAnsi="Consolas"/>
-          <w:color w:val="1F4D78"/>
-          <w:sz w:val="19"/>
-          <w:szCs w:val="19"/>
-        </w:rPr>
-        <w:t xml:space="preserve">[Server]</w:t>
-      </w:r>
-      <w:r>
-        <w:t xml:space="preserve"> las activaciones rechazadas; </w:t>
-      </w:r>
-      <w:r>
-        <w:rPr>
-          <w:rFonts w:ascii="Consolas" w:cs="Consolas" w:eastAsia="Consolas" w:hAnsi="Consolas"/>
-          <w:color w:val="1F4D78"/>
-          <w:sz w:val="19"/>
-          <w:szCs w:val="19"/>
-        </w:rPr>
-        <w:t xml:space="preserve">[Unstuck]</w:t>
-      </w:r>
-      <w:r>
-        <w:t xml:space="preserve"> lo que encontró trabado el desatascarse.</w:t>
+        <w:t xml:space="preserve">Logs: [NetworkASC] avisa índices de registro que faltan; [Server] las activaciones rechazadas; [Unstuck] lo que encontró trabado el desatascarse. El desatascarse, además, queda guardado en Unstuck.log del host.</w:t>
       </w:r>
     </w:p>
     <w:p>
@@ -12666,6 +12513,89 @@
                 <w:sz w:val="19"/>
                 <w:szCs w:val="19"/>
               </w:rPr>
+              <w:t xml:space="preserve">ObserversPlayAbilityAnimationAfterCast</w:t>
+            </w:r>
+          </w:p>
+        </w:tc>
+        <w:tc>
+          <w:tcPr>
+            <w:tcW w:type="dxa" w:w="1104"/>
+            <w:tcBorders>
+              <w:top w:val="single" w:color="BFBFBF" w:sz="4"/>
+              <w:left w:val="single" w:color="BFBFBF" w:sz="4"/>
+              <w:bottom w:val="single" w:color="BFBFBF" w:sz="4"/>
+              <w:right w:val="single" w:color="BFBFBF" w:sz="4"/>
+            </w:tcBorders>
+            <w:tcMar>
+              <w:top w:type="dxa" w:w="60"/>
+              <w:left w:type="dxa" w:w="100"/>
+              <w:bottom w:type="dxa" w:w="60"/>
+              <w:right w:type="dxa" w:w="100"/>
+            </w:tcMar>
+          </w:tcPr>
+          <w:p>
+            <w:pPr>
+              <w:spacing w:after="0" w:line="252"/>
+            </w:pPr>
+            <w:r>
+              <w:t xml:space="preserve">O</w:t>
+            </w:r>
+          </w:p>
+        </w:tc>
+        <w:tc>
+          <w:tcPr>
+            <w:tcW w:type="dxa" w:w="5623"/>
+            <w:tcBorders>
+              <w:top w:val="single" w:color="BFBFBF" w:sz="4"/>
+              <w:left w:val="single" w:color="BFBFBF" w:sz="4"/>
+              <w:bottom w:val="single" w:color="BFBFBF" w:sz="4"/>
+              <w:right w:val="single" w:color="BFBFBF" w:sz="4"/>
+            </w:tcBorders>
+            <w:tcMar>
+              <w:top w:type="dxa" w:w="60"/>
+              <w:left w:type="dxa" w:w="100"/>
+              <w:bottom w:type="dxa" w:w="60"/>
+              <w:right w:type="dxa" w:w="100"/>
+            </w:tcMar>
+          </w:tcPr>
+          <w:p>
+            <w:pPr>
+              <w:spacing w:after="0" w:line="252"/>
+            </w:pPr>
+            <w:r>
+              <w:t xml:space="preserve">El clip de soltar de una habilidad canalizada (incluye al dueño, no al personaje del host).</w:t>
+            </w:r>
+          </w:p>
+        </w:tc>
+      </w:tr>
+      <w:tr>
+        <w:tc>
+          <w:tcPr>
+            <w:tcW w:type="dxa" w:w="3313"/>
+            <w:tcBorders>
+              <w:top w:val="single" w:color="BFBFBF" w:sz="4"/>
+              <w:left w:val="single" w:color="BFBFBF" w:sz="4"/>
+              <w:bottom w:val="single" w:color="BFBFBF" w:sz="4"/>
+              <w:right w:val="single" w:color="BFBFBF" w:sz="4"/>
+            </w:tcBorders>
+            <w:tcMar>
+              <w:top w:type="dxa" w:w="60"/>
+              <w:left w:type="dxa" w:w="100"/>
+              <w:bottom w:type="dxa" w:w="60"/>
+              <w:right w:type="dxa" w:w="100"/>
+            </w:tcMar>
+          </w:tcPr>
+          <w:p>
+            <w:pPr>
+              <w:spacing w:after="0" w:line="252"/>
+            </w:pPr>
+            <w:r>
+              <w:rPr>
+                <w:rFonts w:ascii="Consolas" w:cs="Consolas" w:eastAsia="Consolas" w:hAnsi="Consolas"/>
+                <w:color w:val="1F4D78"/>
+                <w:sz w:val="19"/>
+                <w:szCs w:val="19"/>
+              </w:rPr>
               <w:t xml:space="preserve">ObserversFinishAttack</w:t>
             </w:r>
             <w:r>
@@ -15261,103 +15191,13 @@
         <w:spacing w:after="120" w:line="276"/>
       </w:pPr>
       <w:r>
-        <w:t xml:space="preserve">Sincronizado sin RPC: </w:t>
-      </w:r>
-      <w:r>
-        <w:rPr>
-          <w:rFonts w:ascii="Consolas" w:cs="Consolas" w:eastAsia="Consolas" w:hAnsi="Consolas"/>
-          <w:color w:val="1F4D78"/>
-          <w:sz w:val="19"/>
-          <w:szCs w:val="19"/>
-        </w:rPr>
-        <w:t xml:space="preserve">NetworkGameManager._netPlayerCount</w:t>
-      </w:r>
-      <w:r>
-        <w:t xml:space="preserve">, </w:t>
-      </w:r>
-      <w:r>
-        <w:rPr>
-          <w:rFonts w:ascii="Consolas" w:cs="Consolas" w:eastAsia="Consolas" w:hAnsi="Consolas"/>
-          <w:color w:val="1F4D78"/>
-          <w:sz w:val="19"/>
-          <w:szCs w:val="19"/>
-        </w:rPr>
-        <w:t xml:space="preserve">LobbyManager._netStarted</w:t>
-      </w:r>
-      <w:r>
-        <w:t xml:space="preserve"> y </w:t>
-      </w:r>
-      <w:r>
-        <w:rPr>
-          <w:rFonts w:ascii="Consolas" w:cs="Consolas" w:eastAsia="Consolas" w:hAnsi="Consolas"/>
-          <w:color w:val="1F4D78"/>
-          <w:sz w:val="19"/>
-          <w:szCs w:val="19"/>
-        </w:rPr>
-        <w:t xml:space="preserve">_entries</w:t>
-      </w:r>
-      <w:r>
-        <w:t xml:space="preserve">, el estado de </w:t>
-      </w:r>
-      <w:r>
-        <w:rPr>
-          <w:rFonts w:ascii="Consolas" w:cs="Consolas" w:eastAsia="Consolas" w:hAnsi="Consolas"/>
-          <w:color w:val="1F4D78"/>
-          <w:sz w:val="19"/>
-          <w:szCs w:val="19"/>
-        </w:rPr>
-        <w:t xml:space="preserve">MercenariesGameMode</w:t>
-      </w:r>
-      <w:r>
-        <w:t xml:space="preserve"> y </w:t>
-      </w:r>
-      <w:r>
-        <w:rPr>
-          <w:rFonts w:ascii="Consolas" w:cs="Consolas" w:eastAsia="Consolas" w:hAnsi="Consolas"/>
-          <w:color w:val="1F4D78"/>
-          <w:sz w:val="19"/>
-          <w:szCs w:val="19"/>
-        </w:rPr>
-        <w:t xml:space="preserve">MercObjective</w:t>
-      </w:r>
-      <w:r>
-        <w:t xml:space="preserve">, el tick de cada </w:t>
-      </w:r>
-      <w:r>
-        <w:rPr>
-          <w:rFonts w:ascii="Consolas" w:cs="Consolas" w:eastAsia="Consolas" w:hAnsi="Consolas"/>
-          <w:color w:val="1F4D78"/>
-          <w:sz w:val="19"/>
-          <w:szCs w:val="19"/>
-        </w:rPr>
-        <w:t xml:space="preserve">HealthPack</w:t>
-      </w:r>
-      <w:r>
-        <w:t xml:space="preserve">, </w:t>
-      </w:r>
-      <w:r>
-        <w:rPr>
-          <w:rFonts w:ascii="Consolas" w:cs="Consolas" w:eastAsia="Consolas" w:hAnsi="Consolas"/>
-          <w:color w:val="1F4D78"/>
-          <w:sz w:val="19"/>
-          <w:szCs w:val="19"/>
-        </w:rPr>
-        <w:t xml:space="preserve">GC_Projectile._shooterNob</w:t>
-      </w:r>
-      <w:r>
-        <w:t xml:space="preserve"> y </w:t>
-      </w:r>
-      <w:r>
-        <w:rPr>
-          <w:rFonts w:ascii="Consolas" w:cs="Consolas" w:eastAsia="Consolas" w:hAnsi="Consolas"/>
-          <w:color w:val="1F4D78"/>
-          <w:sz w:val="19"/>
-          <w:szCs w:val="19"/>
-        </w:rPr>
-        <w:t xml:space="preserve">Entity_PlayerCopy._sourceClassIndex</w:t>
-      </w:r>
-      <w:r>
-        <w:t xml:space="preserve">.</w:t>
+        <w:rPr>
+          <w:rFonts w:ascii="Consolas" w:cs="Consolas" w:eastAsia="Consolas" w:hAnsi="Consolas"/>
+          <w:color w:val="1F4D78"/>
+          <w:sz w:val="19"/>
+          <w:szCs w:val="19"/>
+        </w:rPr>
+        <w:t xml:space="preserve">Sincronizado sin RPC: NetworkGameManager._netPlayerCount, LobbyManager._netStarted y _entries, el estado de MercenariesGameMode y MercObjective, el tick de cada HealthPack, GC_Projectile._shooterNob, Entity_PlayerCopy._sourceClassIndex y _sourcePlayer, y los de la base de invocaciones (equipo, dueño, revelada, escondida, zona prendida).</w:t>
       </w:r>
     </w:p>
     <w:sectPr>

--- a/DesignDocuments/Red_Arquitectura.docx
+++ b/DesignDocuments/Red_Arquitectura.docx
@@ -10152,7 +10152,7 @@
               <w:spacing w:after="0" w:line="252"/>
             </w:pPr>
             <w:r>
-              <w:t xml:space="preserve">Las crea el servidor con Entity_Summon.Spawn y las saca él. La base sincroniza el equipo, el dueño (SummonerObject: el HUD del Explorador encuentra así a su compañero) y, en las que solo ve su equipo, si se revelan o se esconden; su Summon_Zone prende y apaga su VFX con otro SyncVar. Las que tienen ASC propio (tótems, copias, compañeros) muestran su vida por su NetASC, que la base manda al aparecer (SyncAllAttributesToNet). La copia del Ilusionista lleva además quién es el copiado (SyncVar de NetworkObject): su barra muestra la de él.</w:t>
+              <w:t xml:space="preserve">Las crea el servidor con Entity_Summon.Spawn y las saca él. La base sincroniza el equipo, el dueño (SummonerObject: el HUD del Explorador encuentra así a su compañero) y, en las que solo ve su equipo, si se revelan o se esconden; su Summon_Zone prende y apaga su VFX con otro SyncVar. Las que tienen ASC propio (tótems, copias, compañeros) muestran su vida por su NetASC, que la base manda al aparecer (SyncAllAttributesToNet). La copia del Ilusionista lleva además quién es el copiado (SyncVar de NetworkObject): su barra muestra la de él. Cómo funcionan por dentro: Arquitectura del GAS, sección 8.</w:t>
             </w:r>
           </w:p>
         </w:tc>

--- a/DesignDocuments/Red_Arquitectura.docx
+++ b/DesignDocuments/Red_Arquitectura.docx
@@ -6302,6 +6302,20 @@
       <w:r>
         <w:t xml:space="preserve">: el botón, el punto de mira, hacia dónde se mueve y la posición de su cámara.</w:t>
       </w:r>
+      <w:r>
+        <w:t xml:space="preserve"> Y el giro de lo que pone (</w:t>
+      </w:r>
+      <w:r>
+        <w:rPr>
+          <w:rFonts w:ascii="Consolas" w:cs="Consolas" w:eastAsia="Consolas" w:hAnsi="Consolas"/>
+          <w:sz w:val="20"/>
+          <w:szCs w:val="20"/>
+        </w:rPr>
+        <w:t xml:space="preserve">placementYaw</w:t>
+      </w:r>
+      <w:r>
+        <w:t xml:space="preserve">: el Muro de fuego del Mago, girado con la rueda; 0 en todo lo demás).</w:t>
+      </w:r>
     </w:p>
     <w:p>
       <w:pPr>
@@ -6415,6 +6429,20 @@
       </w:r>
       <w:r>
         <w:t xml:space="preserve"> de validar: las habilidades de objetivo único validan si hay alguien a tiro con esa mira.</w:t>
+      </w:r>
+      <w:r>
+        <w:t xml:space="preserve"> También el giro (</w:t>
+      </w:r>
+      <w:r>
+        <w:rPr>
+          <w:rFonts w:ascii="Consolas" w:cs="Consolas" w:eastAsia="Consolas" w:hAnsi="Consolas"/>
+          <w:sz w:val="20"/>
+          <w:szCs w:val="20"/>
+        </w:rPr>
+        <w:t xml:space="preserve">NetworkPlacementYaw</w:t>
+      </w:r>
+      <w:r>
+        <w:t xml:space="preserve">).</w:t>
       </w:r>
     </w:p>
     <w:p>
@@ -8160,6 +8188,28 @@
             <w:r>
               <w:t xml:space="preserve">Bot: su cerebro sobre el NavMesh. NPC: el servidor mueve el NavMeshAgent.</w:t>
             </w:r>
+            <w:r>
+              <w:rPr>
+                <w:sz w:val="20"/>
+                <w:szCs w:val="20"/>
+              </w:rPr>
+              <w:t xml:space="preserve"> El impulso hacia arriba levanta también a un bot o a un NPC: </w:t>
+            </w:r>
+            <w:r>
+              <w:rPr>
+                <w:rFonts w:ascii="Consolas" w:cs="Consolas" w:eastAsia="Consolas" w:hAnsi="Consolas"/>
+                <w:sz w:val="18"/>
+                <w:szCs w:val="18"/>
+              </w:rPr>
+              <w:t xml:space="preserve">ServerLaunch</w:t>
+            </w:r>
+            <w:r>
+              <w:rPr>
+                <w:sz w:val="20"/>
+                <w:szCs w:val="20"/>
+              </w:rPr>
+              <w:t xml:space="preserve"> los sube por el baseOffset de su NavMeshAgent (sin sacarlos del NavMesh).</w:t>
+            </w:r>
           </w:p>
         </w:tc>
       </w:tr>
@@ -8266,6 +8316,95 @@
             </w:r>
             <w:r>
               <w:t xml:space="preserve">.</w:t>
+            </w:r>
+          </w:p>
+        </w:tc>
+      </w:tr>
+      <w:tr>
+        <w:tc>
+          <w:tcPr>
+            <w:tcW w:type="dxa" w:w="2209"/>
+            <w:tcBorders>
+              <w:top w:val="single" w:color="BFBFBF" w:sz="4"/>
+              <w:left w:val="single" w:color="BFBFBF" w:sz="4"/>
+              <w:bottom w:val="single" w:color="BFBFBF" w:sz="4"/>
+              <w:right w:val="single" w:color="BFBFBF" w:sz="4"/>
+            </w:tcBorders>
+            <w:tcMar>
+              <w:top w:type="dxa" w:w="60"/>
+              <w:left w:type="dxa" w:w="100"/>
+              <w:bottom w:type="dxa" w:w="60"/>
+              <w:right w:type="dxa" w:w="100"/>
+            </w:tcMar>
+          </w:tcPr>
+          <w:p>
+            <w:pPr>
+              <w:spacing w:after="0" w:line="252"/>
+            </w:pPr>
+            <w:r>
+              <w:t xml:space="preserve">Picada (el Terremoto lanzado volando)</w:t>
+            </w:r>
+          </w:p>
+        </w:tc>
+        <w:tc>
+          <w:tcPr>
+            <w:tcW w:type="dxa" w:w="3815"/>
+            <w:tcBorders>
+              <w:top w:val="single" w:color="BFBFBF" w:sz="4"/>
+              <w:left w:val="single" w:color="BFBFBF" w:sz="4"/>
+              <w:bottom w:val="single" w:color="BFBFBF" w:sz="4"/>
+              <w:right w:val="single" w:color="BFBFBF" w:sz="4"/>
+            </w:tcBorders>
+            <w:tcMar>
+              <w:top w:type="dxa" w:w="60"/>
+              <w:left w:type="dxa" w:w="100"/>
+              <w:bottom w:type="dxa" w:w="60"/>
+              <w:right w:type="dxa" w:w="100"/>
+            </w:tcMar>
+          </w:tcPr>
+          <w:p>
+            <w:pPr>
+              <w:spacing w:after="0" w:line="252"/>
+            </w:pPr>
+            <w:r>
+              <w:rPr>
+                <w:rFonts w:ascii="Consolas" w:cs="Consolas" w:eastAsia="Consolas" w:hAnsi="Consolas"/>
+                <w:color w:val="1F4D78"/>
+                <w:sz w:val="19"/>
+                <w:szCs w:val="19"/>
+              </w:rPr>
+              <w:t xml:space="preserve">ServerStartDive → TargetStartDive</w:t>
+            </w:r>
+          </w:p>
+        </w:tc>
+        <w:tc>
+          <w:tcPr>
+            <w:tcW w:type="dxa" w:w="4016"/>
+            <w:tcBorders>
+              <w:top w:val="single" w:color="BFBFBF" w:sz="4"/>
+              <w:left w:val="single" w:color="BFBFBF" w:sz="4"/>
+              <w:bottom w:val="single" w:color="BFBFBF" w:sz="4"/>
+              <w:right w:val="single" w:color="BFBFBF" w:sz="4"/>
+            </w:tcBorders>
+            <w:tcMar>
+              <w:top w:type="dxa" w:w="60"/>
+              <w:left w:type="dxa" w:w="100"/>
+              <w:bottom w:type="dxa" w:w="60"/>
+              <w:right w:type="dxa" w:w="100"/>
+            </w:tcMar>
+          </w:tcPr>
+          <w:p>
+            <w:pPr>
+              <w:spacing w:after="0" w:line="252"/>
+            </w:pPr>
+            <w:r>
+              <w:rPr>
+                <w:rFonts w:ascii="Consolas" w:cs="Consolas" w:eastAsia="Consolas" w:hAnsi="Consolas"/>
+                <w:color w:val="1F4D78"/>
+                <w:sz w:val="19"/>
+                <w:szCs w:val="19"/>
+              </w:rPr>
+              <w:t xml:space="preserve">El dueño cae a DiveSpeed hasta el piso; el servidor espera verlo en el piso (o un tope) para soltar la grieta.</w:t>
             </w:r>
           </w:p>
         </w:tc>
@@ -10732,6 +10871,41 @@
     </w:p>
     <w:p>
       <w:pPr>
+        <w:pStyle w:val="ListParagraph"/>
+        <w:numPr>
+          <w:ilvl w:val="0"/>
+          <w:numId w:val="2"/>
+        </w:numPr>
+        <w:spacing w:after="80" w:line="276"/>
+      </w:pPr>
+      <w:r>
+        <w:t xml:space="preserve">El rol sale de la clase (EClassRole; sin subclases, el de los menús). Un Daño cuyo básico pega de lejos (el Mago, el Explorador) pelea a distancia (</w:t>
+      </w:r>
+      <w:r>
+        <w:rPr>
+          <w:rFonts w:ascii="Consolas" w:cs="Consolas" w:eastAsia="Consolas" w:hAnsi="Consolas"/>
+          <w:sz w:val="20"/>
+          <w:szCs w:val="20"/>
+        </w:rPr>
+        <w:t xml:space="preserve">EBotRole.Ranged</w:t>
+      </w:r>
+      <w:r>
+        <w:t xml:space="preserve">: se queda a 11 m y tira si lo ve). Aturdido o enraizado no camina. Una rueda que deja un estado (el libro del Mago) la elige con criterio (</w:t>
+      </w:r>
+      <w:r>
+        <w:rPr>
+          <w:rFonts w:ascii="Consolas" w:cs="Consolas" w:eastAsia="Consolas" w:hAnsi="Consolas"/>
+          <w:sz w:val="20"/>
+          <w:szCs w:val="20"/>
+        </w:rPr>
+        <w:t xml:space="preserve">DesiredChoice</w:t>
+      </w:r>
+      <w:r>
+        <w:t xml:space="preserve">: en apuros, lo que vuelve salvavidas a otra habilidad; sin maná, lo normal; si no, otra cada tanto), y un switch de variantes que cobran lo suyo (la Q del Mago) se juzga por la que saldría ahora.</w:t>
+      </w:r>
+    </w:p>
+    <w:p>
+      <w:pPr>
         <w:pStyle w:val="Heading1"/>
         <w:spacing w:after="160" w:before="360"/>
       </w:pPr>
@@ -11877,6 +12051,13 @@
             <w:r>
               <w:t xml:space="preserve">El dueño pide activar el botón; lleva mira, dirección y origen de cámara.</w:t>
             </w:r>
+            <w:r>
+              <w:rPr>
+                <w:sz w:val="20"/>
+                <w:szCs w:val="20"/>
+              </w:rPr>
+              <w:t xml:space="preserve"> Y el giro de lo que pone (placementYaw).</w:t>
+            </w:r>
           </w:p>
         </w:tc>
       </w:tr>
@@ -12905,7 +13086,7 @@
                 <w:sz w:val="19"/>
                 <w:szCs w:val="19"/>
               </w:rPr>
-              <w:t xml:space="preserve">ObserversSetWeaponVisible</w:t>
+              <w:t xml:space="preserve">ObserversPlayBeams</w:t>
             </w:r>
           </w:p>
         </w:tc>
@@ -12955,7 +13136,7 @@
               <w:spacing w:after="0" w:line="252"/>
             </w:pPr>
             <w:r>
-              <w:t xml:space="preserve">Esconder el arma en mano (saltea al dueño).</w:t>
+              <w:t xml:space="preserve">Los rayos de la Descarga del Mago: viajan solo los puntos de cada tramo y cada pantalla los dibuja (VFX_LightningBeam).</w:t>
             </w:r>
           </w:p>
         </w:tc>
@@ -12988,7 +13169,7 @@
                 <w:sz w:val="19"/>
                 <w:szCs w:val="19"/>
               </w:rPr>
-              <w:t xml:space="preserve">ObserversCombatNumber</w:t>
+              <w:t xml:space="preserve">ObserversSetWeaponVisible</w:t>
             </w:r>
           </w:p>
         </w:tc>
@@ -13038,7 +13219,7 @@
               <w:spacing w:after="0" w:line="252"/>
             </w:pPr>
             <w:r>
-              <w:t xml:space="preserve">Números de daño y curación (no confiable).</w:t>
+              <w:t xml:space="preserve">Esconder el arma en mano (saltea al dueño).</w:t>
             </w:r>
           </w:p>
         </w:tc>
@@ -13071,19 +13252,7 @@
                 <w:sz w:val="19"/>
                 <w:szCs w:val="19"/>
               </w:rPr>
-              <w:t xml:space="preserve">TargetDamageDealt</w:t>
-            </w:r>
-            <w:r>
-              <w:t xml:space="preserve"> / </w:t>
-            </w:r>
-            <w:r>
-              <w:rPr>
-                <w:rFonts w:ascii="Consolas" w:cs="Consolas" w:eastAsia="Consolas" w:hAnsi="Consolas"/>
-                <w:color w:val="1F4D78"/>
-                <w:sz w:val="19"/>
-                <w:szCs w:val="19"/>
-              </w:rPr>
-              <w:t xml:space="preserve">TargetDamageTaken</w:t>
+              <w:t xml:space="preserve">ObserversCombatNumber</w:t>
             </w:r>
           </w:p>
         </w:tc>
@@ -13108,7 +13277,7 @@
               <w:spacing w:after="0" w:line="252"/>
             </w:pPr>
             <w:r>
-              <w:t xml:space="preserve">T</w:t>
+              <w:t xml:space="preserve">O</w:t>
             </w:r>
           </w:p>
         </w:tc>
@@ -13133,7 +13302,7 @@
               <w:spacing w:after="0" w:line="252"/>
             </w:pPr>
             <w:r>
-              <w:t xml:space="preserve">X, calavera y arco de daño, solo al que corresponde.</w:t>
+              <w:t xml:space="preserve">Números de daño y curación (no confiable).</w:t>
             </w:r>
           </w:p>
         </w:tc>
@@ -13166,6 +13335,101 @@
                 <w:sz w:val="19"/>
                 <w:szCs w:val="19"/>
               </w:rPr>
+              <w:t xml:space="preserve">TargetDamageDealt</w:t>
+            </w:r>
+            <w:r>
+              <w:t xml:space="preserve"> / </w:t>
+            </w:r>
+            <w:r>
+              <w:rPr>
+                <w:rFonts w:ascii="Consolas" w:cs="Consolas" w:eastAsia="Consolas" w:hAnsi="Consolas"/>
+                <w:color w:val="1F4D78"/>
+                <w:sz w:val="19"/>
+                <w:szCs w:val="19"/>
+              </w:rPr>
+              <w:t xml:space="preserve">TargetDamageTaken</w:t>
+            </w:r>
+          </w:p>
+        </w:tc>
+        <w:tc>
+          <w:tcPr>
+            <w:tcW w:type="dxa" w:w="1104"/>
+            <w:tcBorders>
+              <w:top w:val="single" w:color="BFBFBF" w:sz="4"/>
+              <w:left w:val="single" w:color="BFBFBF" w:sz="4"/>
+              <w:bottom w:val="single" w:color="BFBFBF" w:sz="4"/>
+              <w:right w:val="single" w:color="BFBFBF" w:sz="4"/>
+            </w:tcBorders>
+            <w:tcMar>
+              <w:top w:type="dxa" w:w="60"/>
+              <w:left w:type="dxa" w:w="100"/>
+              <w:bottom w:type="dxa" w:w="60"/>
+              <w:right w:type="dxa" w:w="100"/>
+            </w:tcMar>
+          </w:tcPr>
+          <w:p>
+            <w:pPr>
+              <w:spacing w:after="0" w:line="252"/>
+            </w:pPr>
+            <w:r>
+              <w:t xml:space="preserve">T</w:t>
+            </w:r>
+          </w:p>
+        </w:tc>
+        <w:tc>
+          <w:tcPr>
+            <w:tcW w:type="dxa" w:w="5623"/>
+            <w:tcBorders>
+              <w:top w:val="single" w:color="BFBFBF" w:sz="4"/>
+              <w:left w:val="single" w:color="BFBFBF" w:sz="4"/>
+              <w:bottom w:val="single" w:color="BFBFBF" w:sz="4"/>
+              <w:right w:val="single" w:color="BFBFBF" w:sz="4"/>
+            </w:tcBorders>
+            <w:tcMar>
+              <w:top w:type="dxa" w:w="60"/>
+              <w:left w:type="dxa" w:w="100"/>
+              <w:bottom w:type="dxa" w:w="60"/>
+              <w:right w:type="dxa" w:w="100"/>
+            </w:tcMar>
+          </w:tcPr>
+          <w:p>
+            <w:pPr>
+              <w:spacing w:after="0" w:line="252"/>
+            </w:pPr>
+            <w:r>
+              <w:t xml:space="preserve">X, calavera y arco de daño, solo al que corresponde.</w:t>
+            </w:r>
+          </w:p>
+        </w:tc>
+      </w:tr>
+      <w:tr>
+        <w:tc>
+          <w:tcPr>
+            <w:tcW w:type="dxa" w:w="3313"/>
+            <w:tcBorders>
+              <w:top w:val="single" w:color="BFBFBF" w:sz="4"/>
+              <w:left w:val="single" w:color="BFBFBF" w:sz="4"/>
+              <w:bottom w:val="single" w:color="BFBFBF" w:sz="4"/>
+              <w:right w:val="single" w:color="BFBFBF" w:sz="4"/>
+            </w:tcBorders>
+            <w:tcMar>
+              <w:top w:type="dxa" w:w="60"/>
+              <w:left w:type="dxa" w:w="100"/>
+              <w:bottom w:type="dxa" w:w="60"/>
+              <w:right w:type="dxa" w:w="100"/>
+            </w:tcMar>
+          </w:tcPr>
+          <w:p>
+            <w:pPr>
+              <w:spacing w:after="0" w:line="252"/>
+            </w:pPr>
+            <w:r>
+              <w:rPr>
+                <w:rFonts w:ascii="Consolas" w:cs="Consolas" w:eastAsia="Consolas" w:hAnsi="Consolas"/>
+                <w:color w:val="1F4D78"/>
+                <w:sz w:val="19"/>
+                <w:szCs w:val="19"/>
+              </w:rPr>
               <w:t xml:space="preserve">TargetExecuteTeleport</w:t>
             </w:r>
             <w:r>
@@ -13239,6 +13503,13 @@
                 <w:szCs w:val="19"/>
               </w:rPr>
               <w:t xml:space="preserve">TargetStopRush</w:t>
+            </w:r>
+            <w:r>
+              <w:rPr>
+                <w:sz w:val="20"/>
+                <w:szCs w:val="20"/>
+              </w:rPr>
+              <w:t xml:space="preserve"> / TargetStartDive</w:t>
             </w:r>
           </w:p>
         </w:tc>

--- a/DesignDocuments/Red_Arquitectura.docx
+++ b/DesignDocuments/Red_Arquitectura.docx
@@ -10890,7 +10890,7 @@
         <w:t xml:space="preserve">EBotRole.Ranged</w:t>
       </w:r>
       <w:r>
-        <w:t xml:space="preserve">: se queda a 11 m y tira si lo ve). Aturdido o enraizado no camina. Una rueda que deja un estado (el libro del Mago) la elige con criterio (</w:t>
+        <w:t xml:space="preserve">: se queda a 11 m y tira si lo ve); el Filo danzante, que corta, pelea de cerca, y la Abjuración juega de Soporte. Una opción de la rueda que se ve apagada pero se puede elegir (el libro del Filo) cuenta como elegible (IsRadialOptionSelectable). Aturdido o enraizado no camina. Una rueda que deja un estado (el libro del Mago) la elige con criterio (</w:t>
       </w:r>
       <w:r>
         <w:rPr>

--- a/DesignDocuments/Red_Arquitectura.docx
+++ b/DesignDocuments/Red_Arquitectura.docx
@@ -10890,7 +10890,7 @@
         <w:t xml:space="preserve">EBotRole.Ranged</w:t>
       </w:r>
       <w:r>
-        <w:t xml:space="preserve">: se queda a 11 m y tira si lo ve); el Filo danzante, que corta, pelea de cerca, y la Abjuración juega de Soporte. Una opción de la rueda que se ve apagada pero se puede elegir (el libro del Filo) cuenta como elegible (IsRadialOptionSelectable). Aturdido o enraizado no camina. Una rueda que deja un estado (el libro del Mago) la elige con criterio (</w:t>
+        <w:t xml:space="preserve">: se queda a 11 m y tira si lo ve); el Filo danzante, que corta, pelea de cerca, y un Soporte cuyo básico pega de lejos se queda a distancia de tiro, del lado de su aliado (FightsFromAfar). Lo que es de un aliado (la Proyección arcana, la curación apuntada) se apunta a ese aliado (ChooseAllyFor), y la mira de cada pedido se escribe ANTES de CanActivate. Un mantenido abierto (el hacha apuntada) no se vuelve a apretar: reactivarlo le reiniciaba la cuenta para soltar; cuánto se sostiene depende de qué es (HoldSecondsFor). Una definitiva de vuelo (la Sobrecarga de la Evocación) la usa sin volar: GA_Flight le cambia el efecto del vuelo por una copia sin Status_Flying. Una EMBESTIDA (GA_RushAttack: la Patada voladora, el Corte final) la corre un bot como un dash de su cerebro (ServerStartRush y ServerStopRush sin dueño → BotController.ServerDash / ServerStopDash), y la cadena de golpes (la Muerte silenciosa) usa su teletransporte: ya no se excluyen con MovesThroughOwner. Un teletransporte de movimiento (el Destello) apunta lejos del enemigo en apuros o al aliado herido (TeleportAim). Y un bot no ve a un invisible salvo que lo revelen a su equipo (CanPerceive: IsHiddenFromEnemies e IsRevealedToTeam), igual que los NPCs. Una opción de la rueda que se ve apagada pero se puede elegir (el libro del Filo) cuenta como elegible (IsRadialOptionSelectable). Aturdido o enraizado no camina. Una rueda que deja un estado (el libro del Mago) la elige con criterio (</w:t>
       </w:r>
       <w:r>
         <w:rPr>

--- a/DesignDocuments/Red_Arquitectura.docx
+++ b/DesignDocuments/Red_Arquitectura.docx
@@ -10890,7 +10890,7 @@
         <w:t xml:space="preserve">EBotRole.Ranged</w:t>
       </w:r>
       <w:r>
-        <w:t xml:space="preserve">: se queda a 11 m y tira si lo ve); el Filo danzante, que corta, pelea de cerca, y un Soporte cuyo básico pega de lejos se queda a distancia de tiro, del lado de su aliado (FightsFromAfar). Lo que es de un aliado (la Proyección arcana, la curación apuntada) se apunta a ese aliado (ChooseAllyFor), y la mira de cada pedido se escribe ANTES de CanActivate. Un mantenido abierto (el hacha apuntada) no se vuelve a apretar: reactivarlo le reiniciaba la cuenta para soltar; cuánto se sostiene depende de qué es (HoldSecondsFor). Una definitiva de vuelo (la Sobrecarga de la Evocación) la usa sin volar: GA_Flight le cambia el efecto del vuelo por una copia sin Status_Flying. Una EMBESTIDA (GA_RushAttack: la Patada voladora, el Corte final) la corre un bot como un dash de su cerebro (ServerStartRush y ServerStopRush sin dueño → BotController.ServerDash / ServerStopDash), y la cadena de golpes (la Muerte silenciosa) usa su teletransporte: ya no se excluyen con MovesThroughOwner. Un teletransporte de movimiento (el Destello) apunta lejos del enemigo en apuros o al aliado herido (TeleportAim). Y un bot no ve a un invisible salvo que lo revelen a su equipo (CanPerceive: IsHiddenFromEnemies e IsRevealedToTeam), igual que los NPCs. Una opción de la rueda que se ve apagada pero se puede elegir (el libro del Filo) cuenta como elegible (IsRadialOptionSelectable). Aturdido o enraizado no camina. Una rueda que deja un estado (el libro del Mago) la elige con criterio (</w:t>
+        <w:t xml:space="preserve">: se queda a 11 m y tira si lo ve); el Filo danzante, que corta, pelea de cerca, y un Soporte cuyo básico pega de lejos se queda a distancia de tiro, del lado de su aliado (FightsFromAfar). Lo que es de un aliado (la Proyección arcana, la curación apuntada) se apunta a ese aliado (ChooseAllyFor), y la mira de cada pedido se escribe ANTES de CanActivate. Un mantenido abierto (el hacha apuntada) no se vuelve a apretar: reactivarlo le reiniciaba la cuenta para soltar; cuánto se sostiene depende de qué es (HoldSecondsFor). Una definitiva de vuelo (la Sobrecarga de la Evocación) la usa sin volar: GA_Flight le cambia el efecto del vuelo por una copia sin Status_Flying. Una EMBESTIDA (GA_RushAttack: la Patada voladora, el Corte final) la corre un bot como un dash de su cerebro (ServerStartRush y ServerStopRush sin dueño → BotController.ServerDash / ServerStopDash), y la cadena de golpes (la Muerte silenciosa) usa su teletransporte: ya no se excluyen con MovesThroughOwner. Un teletransporte de movimiento (el Destello) apunta lejos del enemigo en apuros o al aliado herido (TeleportAim). Y un bot no ve a un invisible salvo que lo revelen a su equipo (CanPerceive: IsHiddenFromEnemies e IsRevealedToTeam), igual que los NPCs. Un enemigo con Status_Immunity pesa como si estuviera 60 m más lejos al elegir objetivo, no cuenta para un área, y contra él solo salen las habilidades que no van contra él (UsefulAgainstImmune). El compañero del Maestro de bestias se elige por lo que hace cada Entity_Companion de la rueda (HuntsInvisible, GuardOwner, TauntsNpcs; DesiredCompanion), no al azar. Una opción de la rueda que se ve apagada pero se puede elegir (el libro del Filo) cuenta como elegible (IsRadialOptionSelectable). Aturdido o enraizado no camina. Una rueda que deja un estado (el libro del Mago) la elige con criterio (</w:t>
       </w:r>
       <w:r>
         <w:rPr>

--- a/DesignDocuments/Red_Arquitectura.docx
+++ b/DesignDocuments/Red_Arquitectura.docx
@@ -45,7 +45,7 @@
           <w:sz w:val="20"/>
           <w:szCs w:val="20"/>
         </w:rPr>
-        <w:t xml:space="preserve">Estado del código al 13 de octubre de 2026 · FishNet 4.7.2 · Unity 6000.0.59f2</w:t>
+        <w:t xml:space="preserve">Estado del código al 26 de octubre de 2026 · FishNet 4.7.2 · Unity 6000.0.59f2</w:t>
       </w:r>
     </w:p>
     <w:p>
@@ -148,26 +148,31 @@
         <w:spacing w:after="80" w:line="276"/>
       </w:pPr>
       <w:r>
-        <w:rPr>
-          <w:b/>
-          <w:bCs/>
-        </w:rPr>
-        <w:t xml:space="preserve">Red:</w:t>
-      </w:r>
-      <w:r>
-        <w:t xml:space="preserve"> FishNet 4.7.2 con el transporte Tugboat (UDP, puerto 7770). Para jugar por internet se usa un túnel de playit.gg, sin abrir puertos. </w:t>
-      </w:r>
-      <w:r>
-        <w:rPr>
-          <w:rFonts w:ascii="Consolas" w:cs="Consolas" w:eastAsia="Consolas" w:hAnsi="Consolas"/>
-          <w:color w:val="1F4D78"/>
-          <w:sz w:val="19"/>
-          <w:szCs w:val="19"/>
-        </w:rPr>
-        <w:t xml:space="preserve">Assets/Scripts/Network/ConnectionHUD.cs</w:t>
-      </w:r>
-      <w:r>
-        <w:t xml:space="preserve"> arranca el host o el cliente.</w:t>
+        <w:t xml:space="preserve">Red: FishNet 4.7.2 con el transporte Tugboat (UDP, puerto 7770). Para jugar por internet se usa un túnel de playit.gg, sin abrir puertos. La pantalla de conexión de los menús (</w:t>
+      </w:r>
+      <w:r>
+        <w:rPr>
+          <w:rFonts w:ascii="Consolas" w:cs="Consolas" w:eastAsia="Consolas" w:hAnsi="Consolas"/>
+          <w:color w:val="1F4D78"/>
+          <w:sz w:val="19"/>
+          <w:szCs w:val="19"/>
+        </w:rPr>
+        <w:t xml:space="preserve">UI_ConnectPanel</w:t>
+      </w:r>
+      <w:r>
+        <w:t xml:space="preserve">) arranca el host o el cliente; en la misma PC o en la misma red, la lista de partidas (</w:t>
+      </w:r>
+      <w:r>
+        <w:rPr>
+          <w:rFonts w:ascii="Consolas" w:cs="Consolas" w:eastAsia="Consolas" w:hAnsi="Consolas"/>
+          <w:color w:val="1F4D78"/>
+          <w:sz w:val="19"/>
+          <w:szCs w:val="19"/>
+        </w:rPr>
+        <w:t xml:space="preserve">LanDiscovery</w:t>
+      </w:r>
+      <w:r>
+        <w:t xml:space="preserve">, UDP 7771) las encuentra sola.</w:t>
       </w:r>
     </w:p>
     <w:p>
@@ -180,24 +185,7 @@
         <w:spacing w:after="80" w:line="276"/>
       </w:pPr>
       <w:r>
-        <w:rPr>
-          <w:b/>
-          <w:bCs/>
-        </w:rPr>
-        <w:t xml:space="preserve">Topología:</w:t>
-      </w:r>
-      <w:r>
-        <w:t xml:space="preserve"> un </w:t>
-      </w:r>
-      <w:r>
-        <w:rPr>
-          <w:b/>
-          <w:bCs/>
-        </w:rPr>
-        <w:t xml:space="preserve">host</w:t>
-      </w:r>
-      <w:r>
-        <w:t xml:space="preserve"> (servidor + cliente en el mismo proceso) y el resto clientes. No hay servidor dedicado. El host es el editor de Unity, o una build abierta con el argumento </w:t>
+        <w:t xml:space="preserve">Topología: un host (servidor + cliente en el mismo proceso) y el resto clientes. No hay servidor dedicado. Cualquier build puede ser el host (Jugar → Crear partida), desde el 26 de octubre de 2026; antes solo el editor de Unity o una build abierta con </w:t>
       </w:r>
       <w:r>
         <w:rPr>
@@ -592,6 +580,238 @@
                 <w:sz w:val="19"/>
                 <w:szCs w:val="19"/>
               </w:rPr>
+              <w:t xml:space="preserve">Scripts/UI/UI_ConnectPanel.cs</w:t>
+            </w:r>
+          </w:p>
+        </w:tc>
+        <w:tc>
+          <w:tcPr>
+            <w:tcW w:type="dxa" w:w="7028"/>
+            <w:tcBorders>
+              <w:top w:val="single" w:color="BFBFBF" w:sz="4"/>
+              <w:left w:val="single" w:color="BFBFBF" w:sz="4"/>
+              <w:bottom w:val="single" w:color="BFBFBF" w:sz="4"/>
+              <w:right w:val="single" w:color="BFBFBF" w:sz="4"/>
+            </w:tcBorders>
+            <w:tcMar>
+              <w:top w:type="dxa" w:w="60"/>
+              <w:left w:type="dxa" w:w="100"/>
+              <w:bottom w:type="dxa" w:w="60"/>
+              <w:right w:type="dxa" w:w="100"/>
+            </w:tcMar>
+          </w:tcPr>
+          <w:p>
+            <w:pPr>
+              <w:spacing w:after="0" w:line="252"/>
+            </w:pPr>
+            <w:r>
+              <w:t xml:space="preserve">La pantalla de conexión (en el prefab de menús). Crear partida arranca el servidor y, recién cuando avisó que arrancó, el cliente local a 127.0.0.1; si el puerto ya está tomado, avisa y no conecta. Conectar va a la dirección escrita (IP o host:puerto, la de playit) o a una partida de la lista. Antes de cada intento corta cualquier intento anterior a medias.</w:t>
+            </w:r>
+          </w:p>
+        </w:tc>
+      </w:tr>
+      <w:tr>
+        <w:tc>
+          <w:tcPr>
+            <w:tcW w:type="dxa" w:w="3012"/>
+            <w:tcBorders>
+              <w:top w:val="single" w:color="BFBFBF" w:sz="4"/>
+              <w:left w:val="single" w:color="BFBFBF" w:sz="4"/>
+              <w:bottom w:val="single" w:color="BFBFBF" w:sz="4"/>
+              <w:right w:val="single" w:color="BFBFBF" w:sz="4"/>
+            </w:tcBorders>
+            <w:tcMar>
+              <w:top w:type="dxa" w:w="60"/>
+              <w:left w:type="dxa" w:w="100"/>
+              <w:bottom w:type="dxa" w:w="60"/>
+              <w:right w:type="dxa" w:w="100"/>
+            </w:tcMar>
+          </w:tcPr>
+          <w:p>
+            <w:pPr>
+              <w:spacing w:after="0" w:line="252"/>
+            </w:pPr>
+            <w:r>
+              <w:rPr>
+                <w:rFonts w:ascii="Consolas" w:cs="Consolas" w:eastAsia="Consolas" w:hAnsi="Consolas"/>
+                <w:color w:val="1F4D78"/>
+                <w:sz w:val="19"/>
+                <w:szCs w:val="19"/>
+              </w:rPr>
+              <w:t xml:space="preserve">Scripts/Network/LanDiscovery.cs</w:t>
+            </w:r>
+          </w:p>
+        </w:tc>
+        <w:tc>
+          <w:tcPr>
+            <w:tcW w:type="dxa" w:w="7028"/>
+            <w:tcBorders>
+              <w:top w:val="single" w:color="BFBFBF" w:sz="4"/>
+              <w:left w:val="single" w:color="BFBFBF" w:sz="4"/>
+              <w:bottom w:val="single" w:color="BFBFBF" w:sz="4"/>
+              <w:right w:val="single" w:color="BFBFBF" w:sz="4"/>
+            </w:tcBorders>
+            <w:tcMar>
+              <w:top w:type="dxa" w:w="60"/>
+              <w:left w:type="dxa" w:w="100"/>
+              <w:bottom w:type="dxa" w:w="60"/>
+              <w:right w:type="dxa" w:w="100"/>
+            </w:tcMar>
+          </w:tcPr>
+          <w:p>
+            <w:pPr>
+              <w:spacing w:after="0" w:line="252"/>
+            </w:pPr>
+            <w:r>
+              <w:t xml:space="preserve">Las partidas en la misma PC o en la red. La PC con la partida abierta escucha el puerto UDP 7771 y contesta las preguntas que las pantallas de conexión mandan por broadcast: id, versión, puerto, jugadores, si ya están jugando y el nombre del host. No pasa por FishNet.</w:t>
+            </w:r>
+          </w:p>
+        </w:tc>
+      </w:tr>
+      <w:tr>
+        <w:tc>
+          <w:tcPr>
+            <w:tcW w:type="dxa" w:w="3012"/>
+            <w:tcBorders>
+              <w:top w:val="single" w:color="BFBFBF" w:sz="4"/>
+              <w:left w:val="single" w:color="BFBFBF" w:sz="4"/>
+              <w:bottom w:val="single" w:color="BFBFBF" w:sz="4"/>
+              <w:right w:val="single" w:color="BFBFBF" w:sz="4"/>
+            </w:tcBorders>
+            <w:tcMar>
+              <w:top w:type="dxa" w:w="60"/>
+              <w:left w:type="dxa" w:w="100"/>
+              <w:bottom w:type="dxa" w:w="60"/>
+              <w:right w:type="dxa" w:w="100"/>
+            </w:tcMar>
+          </w:tcPr>
+          <w:p>
+            <w:pPr>
+              <w:spacing w:after="0" w:line="252"/>
+            </w:pPr>
+            <w:r>
+              <w:rPr>
+                <w:rFonts w:ascii="Consolas" w:cs="Consolas" w:eastAsia="Consolas" w:hAnsi="Consolas"/>
+                <w:color w:val="1F4D78"/>
+                <w:sz w:val="19"/>
+                <w:szCs w:val="19"/>
+              </w:rPr>
+              <w:t xml:space="preserve">Scripts/Network/NetAddress.cs</w:t>
+            </w:r>
+          </w:p>
+        </w:tc>
+        <w:tc>
+          <w:tcPr>
+            <w:tcW w:type="dxa" w:w="7028"/>
+            <w:tcBorders>
+              <w:top w:val="single" w:color="BFBFBF" w:sz="4"/>
+              <w:left w:val="single" w:color="BFBFBF" w:sz="4"/>
+              <w:bottom w:val="single" w:color="BFBFBF" w:sz="4"/>
+              <w:right w:val="single" w:color="BFBFBF" w:sz="4"/>
+            </w:tcBorders>
+            <w:tcMar>
+              <w:top w:type="dxa" w:w="60"/>
+              <w:left w:type="dxa" w:w="100"/>
+              <w:bottom w:type="dxa" w:w="60"/>
+              <w:right w:type="dxa" w:w="100"/>
+            </w:tcMar>
+          </w:tcPr>
+          <w:p>
+            <w:pPr>
+              <w:spacing w:after="0" w:line="252"/>
+            </w:pPr>
+            <w:r>
+              <w:t xml:space="preserve">Las direcciones: separa host[:puerto], arma el texto para mostrar y averigua la IP de esta PC en la red (la que muestran la sala y la pausa en el host).</w:t>
+            </w:r>
+          </w:p>
+        </w:tc>
+      </w:tr>
+      <w:tr>
+        <w:tc>
+          <w:tcPr>
+            <w:tcW w:type="dxa" w:w="3012"/>
+            <w:tcBorders>
+              <w:top w:val="single" w:color="BFBFBF" w:sz="4"/>
+              <w:left w:val="single" w:color="BFBFBF" w:sz="4"/>
+              <w:bottom w:val="single" w:color="BFBFBF" w:sz="4"/>
+              <w:right w:val="single" w:color="BFBFBF" w:sz="4"/>
+            </w:tcBorders>
+            <w:tcMar>
+              <w:top w:type="dxa" w:w="60"/>
+              <w:left w:type="dxa" w:w="100"/>
+              <w:bottom w:type="dxa" w:w="60"/>
+              <w:right w:type="dxa" w:w="100"/>
+            </w:tcMar>
+          </w:tcPr>
+          <w:p>
+            <w:pPr>
+              <w:spacing w:after="0" w:line="252"/>
+            </w:pPr>
+            <w:r>
+              <w:rPr>
+                <w:rFonts w:ascii="Consolas" w:cs="Consolas" w:eastAsia="Consolas" w:hAnsi="Consolas"/>
+                <w:color w:val="1F4D78"/>
+                <w:sz w:val="19"/>
+                <w:szCs w:val="19"/>
+              </w:rPr>
+              <w:t xml:space="preserve">Scripts/UI/UI_PauseMenu.cs</w:t>
+            </w:r>
+          </w:p>
+        </w:tc>
+        <w:tc>
+          <w:tcPr>
+            <w:tcW w:type="dxa" w:w="7028"/>
+            <w:tcBorders>
+              <w:top w:val="single" w:color="BFBFBF" w:sz="4"/>
+              <w:left w:val="single" w:color="BFBFBF" w:sz="4"/>
+              <w:bottom w:val="single" w:color="BFBFBF" w:sz="4"/>
+              <w:right w:val="single" w:color="BFBFBF" w:sz="4"/>
+            </w:tcBorders>
+            <w:tcMar>
+              <w:top w:type="dxa" w:w="60"/>
+              <w:left w:type="dxa" w:w="100"/>
+              <w:bottom w:type="dxa" w:w="60"/>
+              <w:right w:type="dxa" w:w="100"/>
+            </w:tcMar>
+          </w:tcPr>
+          <w:p>
+            <w:pPr>
+              <w:spacing w:after="0" w:line="252"/>
+            </w:pPr>
+            <w:r>
+              <w:t xml:space="preserve">El menú de pausa (ESC o Start): Ajustes, Desatascarse (manda el pedido al servidor) y Salir, que corta la conexión. Siendo host, Salir cierra la partida para todos y pregunta antes.</w:t>
+            </w:r>
+          </w:p>
+        </w:tc>
+      </w:tr>
+      <w:tr>
+        <w:tc>
+          <w:tcPr>
+            <w:tcW w:type="dxa" w:w="3012"/>
+            <w:tcBorders>
+              <w:top w:val="single" w:color="BFBFBF" w:sz="4"/>
+              <w:left w:val="single" w:color="BFBFBF" w:sz="4"/>
+              <w:bottom w:val="single" w:color="BFBFBF" w:sz="4"/>
+              <w:right w:val="single" w:color="BFBFBF" w:sz="4"/>
+            </w:tcBorders>
+            <w:tcMar>
+              <w:top w:type="dxa" w:w="60"/>
+              <w:left w:type="dxa" w:w="100"/>
+              <w:bottom w:type="dxa" w:w="60"/>
+              <w:right w:type="dxa" w:w="100"/>
+            </w:tcMar>
+          </w:tcPr>
+          <w:p>
+            <w:pPr>
+              <w:spacing w:after="0" w:line="252"/>
+            </w:pPr>
+            <w:r>
+              <w:rPr>
+                <w:rFonts w:ascii="Consolas" w:cs="Consolas" w:eastAsia="Consolas" w:hAnsi="Consolas"/>
+                <w:color w:val="1F4D78"/>
+                <w:sz w:val="19"/>
+                <w:szCs w:val="19"/>
+              </w:rPr>
               <w:t xml:space="preserve">Scripts/Network/ConnectionHUD.cs</w:t>
             </w:r>
           </w:p>
@@ -617,19 +837,7 @@
               <w:spacing w:after="0" w:line="252"/>
             </w:pPr>
             <w:r>
-              <w:t xml:space="preserve">Botones de Iniciar Host / Conectar (IMGUI). Configura el puerto del transporte. El botón de host solo aparece en el editor o en una build con </w:t>
-            </w:r>
-            <w:r>
-              <w:rPr>
-                <w:rFonts w:ascii="Consolas" w:cs="Consolas" w:eastAsia="Consolas" w:hAnsi="Consolas"/>
-                <w:color w:val="1F4D78"/>
-                <w:sz w:val="19"/>
-                <w:szCs w:val="19"/>
-              </w:rPr>
-              <w:t xml:space="preserve">-host</w:t>
-            </w:r>
-            <w:r>
-              <w:t xml:space="preserve">.</w:t>
+              <w:t xml:space="preserve">El recuadro viejo de Iniciar Host / Conectar (IMGUI): solo en la escena Test_Network, que no tiene el prefab de menús.</w:t>
             </w:r>
           </w:p>
         </w:tc>
@@ -3138,16 +3346,19 @@
         <w:spacing w:after="80" w:line="276"/>
       </w:pPr>
       <w:r>
-        <w:rPr>
-          <w:rFonts w:ascii="Consolas" w:cs="Consolas" w:eastAsia="Consolas" w:hAnsi="Consolas"/>
-          <w:color w:val="1F4D78"/>
-          <w:sz w:val="19"/>
-          <w:szCs w:val="19"/>
-        </w:rPr>
-        <w:t xml:space="preserve">ConnectionHUD</w:t>
-      </w:r>
-      <w:r>
-        <w:t xml:space="preserve"> arranca el host (</w:t>
+        <w:t xml:space="preserve">La pantalla de conexión (</w:t>
+      </w:r>
+      <w:r>
+        <w:rPr>
+          <w:rFonts w:ascii="Consolas" w:cs="Consolas" w:eastAsia="Consolas" w:hAnsi="Consolas"/>
+          <w:color w:val="1F4D78"/>
+          <w:sz w:val="19"/>
+          <w:szCs w:val="19"/>
+        </w:rPr>
+        <w:t xml:space="preserve">UI_ConnectPanel</w:t>
+      </w:r>
+      <w:r>
+        <w:t xml:space="preserve">) arranca el host: primero el servidor (</w:t>
       </w:r>
       <w:r>
         <w:rPr>
@@ -3159,19 +3370,43 @@
         <w:t xml:space="preserve">ServerManager.StartConnection</w:t>
       </w:r>
       <w:r>
-        <w:t xml:space="preserve"> + </w:t>
-      </w:r>
-      <w:r>
-        <w:rPr>
-          <w:rFonts w:ascii="Consolas" w:cs="Consolas" w:eastAsia="Consolas" w:hAnsi="Consolas"/>
-          <w:color w:val="1F4D78"/>
-          <w:sz w:val="19"/>
-          <w:szCs w:val="19"/>
-        </w:rPr>
-        <w:t xml:space="preserve">ClientManager.StartConnection("127.0.0.1")</w:t>
-      </w:r>
-      <w:r>
-        <w:t xml:space="preserve">) o un cliente con la dirección elegida.</w:t>
+        <w:t xml:space="preserve">) y, cuando avisa que arrancó (</w:t>
+      </w:r>
+      <w:r>
+        <w:rPr>
+          <w:rFonts w:ascii="Consolas" w:cs="Consolas" w:eastAsia="Consolas" w:hAnsi="Consolas"/>
+          <w:color w:val="1F4D78"/>
+          <w:sz w:val="19"/>
+          <w:szCs w:val="19"/>
+        </w:rPr>
+        <w:t xml:space="preserve">OnServerConnectionState</w:t>
+      </w:r>
+      <w:r>
+        <w:t xml:space="preserve">), el cliente local (</w:t>
+      </w:r>
+      <w:r>
+        <w:rPr>
+          <w:rFonts w:ascii="Consolas" w:cs="Consolas" w:eastAsia="Consolas" w:hAnsi="Consolas"/>
+          <w:color w:val="1F4D78"/>
+          <w:sz w:val="19"/>
+          <w:szCs w:val="19"/>
+        </w:rPr>
+        <w:t xml:space="preserve">ClientManager.StartConnection("127.0.0.1", puerto)</w:t>
+      </w:r>
+      <w:r>
+        <w:t xml:space="preserve">). Si el servidor no arranca (otra ventana de la misma PC ya tiene el puerto), avisa y no conecta: si no, este cliente se metería en la partida de la otra. Un cliente se conecta a la dirección escrita o a una de la lista de partidas (</w:t>
+      </w:r>
+      <w:r>
+        <w:rPr>
+          <w:rFonts w:ascii="Consolas" w:cs="Consolas" w:eastAsia="Consolas" w:hAnsi="Consolas"/>
+          <w:color w:val="1F4D78"/>
+          <w:sz w:val="19"/>
+          <w:szCs w:val="19"/>
+        </w:rPr>
+        <w:t xml:space="preserve">LanDiscovery</w:t>
+      </w:r>
+      <w:r>
+        <w:t xml:space="preserve">).</w:t>
       </w:r>
     </w:p>
     <w:p>
@@ -3184,53 +3419,43 @@
         <w:spacing w:after="80" w:line="276"/>
       </w:pPr>
       <w:r>
-        <w:t xml:space="preserve">Cuando la conexión termina de cargar la escena (</w:t>
-      </w:r>
-      <w:r>
-        <w:rPr>
-          <w:rFonts w:ascii="Consolas" w:cs="Consolas" w:eastAsia="Consolas" w:hAnsi="Consolas"/>
-          <w:color w:val="1F4D78"/>
-          <w:sz w:val="19"/>
-          <w:szCs w:val="19"/>
-        </w:rPr>
-        <w:t xml:space="preserve">SceneManager.OnClientLoadedStartScenes</w:t>
-      </w:r>
-      <w:r>
-        <w:t xml:space="preserve">), </w:t>
-      </w:r>
-      <w:r>
-        <w:rPr>
-          <w:rFonts w:ascii="Consolas" w:cs="Consolas" w:eastAsia="Consolas" w:hAnsi="Consolas"/>
-          <w:color w:val="1F4D78"/>
-          <w:sz w:val="19"/>
-          <w:szCs w:val="19"/>
-        </w:rPr>
-        <w:t xml:space="preserve">NetworkGameManager</w:t>
-      </w:r>
-      <w:r>
-        <w:t xml:space="preserve"> la mete en la escena con </w:t>
-      </w:r>
-      <w:r>
-        <w:rPr>
-          <w:rFonts w:ascii="Consolas" w:cs="Consolas" w:eastAsia="Consolas" w:hAnsi="Consolas"/>
-          <w:color w:val="1F4D78"/>
-          <w:sz w:val="19"/>
-          <w:szCs w:val="19"/>
-        </w:rPr>
-        <w:t xml:space="preserve">AddConnectionToScene</w:t>
-      </w:r>
-      <w:r>
-        <w:t xml:space="preserve">. </w:t>
-      </w:r>
-      <w:r>
-        <w:rPr>
-          <w:b/>
-          <w:bCs/>
-        </w:rPr>
-        <w:t xml:space="preserve">Es imprescindible:</w:t>
-      </w:r>
-      <w:r>
-        <w:t xml:space="preserve"> sin eso el cliente no observa los NetworkObjects de escena (la sala) y sus ServerRpcs mueren con "client is not active". Todavía no se crea ningún personaje.</w:t>
+        <w:t xml:space="preserve">Antes de cada intento se corta cualquier intento anterior, también uno que todavía se está conectando: </w:t>
+      </w:r>
+      <w:r>
+        <w:rPr>
+          <w:rFonts w:ascii="Consolas" w:cs="Consolas" w:eastAsia="Consolas" w:hAnsi="Consolas"/>
+          <w:color w:val="1F4D78"/>
+          <w:sz w:val="19"/>
+          <w:szCs w:val="19"/>
+        </w:rPr>
+        <w:t xml:space="preserve">UI_MainMenu.StopNetworking</w:t>
+      </w:r>
+      <w:r>
+        <w:t xml:space="preserve"> mira el estado del transporte (</w:t>
+      </w:r>
+      <w:r>
+        <w:rPr>
+          <w:rFonts w:ascii="Consolas" w:cs="Consolas" w:eastAsia="Consolas" w:hAnsi="Consolas"/>
+          <w:color w:val="1F4D78"/>
+          <w:sz w:val="19"/>
+          <w:szCs w:val="19"/>
+        </w:rPr>
+        <w:t xml:space="preserve">Transport.GetConnectionState</w:t>
+      </w:r>
+      <w:r>
+        <w:t xml:space="preserve">), porque </w:t>
+      </w:r>
+      <w:r>
+        <w:rPr>
+          <w:rFonts w:ascii="Consolas" w:cs="Consolas" w:eastAsia="Consolas" w:hAnsi="Consolas"/>
+          <w:color w:val="1F4D78"/>
+          <w:sz w:val="19"/>
+          <w:szCs w:val="19"/>
+        </w:rPr>
+        <w:t xml:space="preserve">IsClientStarted</w:t>
+      </w:r>
+      <w:r>
+        <w:t xml:space="preserve"> recién da true al terminar de conectar. Un intento a medias que seguía vivo, al cerrarse, tiraba abajo la partida creada después.</w:t>
       </w:r>
     </w:p>
     <w:p>
@@ -3243,55 +3468,53 @@
         <w:spacing w:after="80" w:line="276"/>
       </w:pPr>
       <w:r>
-        <w:t xml:space="preserve">En la sala (</w:t>
-      </w:r>
-      <w:r>
-        <w:rPr>
-          <w:rFonts w:ascii="Consolas" w:cs="Consolas" w:eastAsia="Consolas" w:hAnsi="Consolas"/>
-          <w:color w:val="1F4D78"/>
-          <w:sz w:val="19"/>
-          <w:szCs w:val="19"/>
-        </w:rPr>
-        <w:t xml:space="preserve">LobbyManager</w:t>
-      </w:r>
-      <w:r>
-        <w:t xml:space="preserve">) cada cliente pide su lugar, equipo y clase por ServerRpcs con </w:t>
-      </w:r>
-      <w:r>
-        <w:rPr>
-          <w:rFonts w:ascii="Consolas" w:cs="Consolas" w:eastAsia="Consolas" w:hAnsi="Consolas"/>
-          <w:color w:val="1F4D78"/>
-          <w:sz w:val="19"/>
-          <w:szCs w:val="19"/>
-        </w:rPr>
-        <w:t xml:space="preserve">RequireOwnership = false</w:t>
-      </w:r>
-      <w:r>
-        <w:t xml:space="preserve"> (el cliente no es dueño del objeto de la sala). FishNet completa el parámetro </w:t>
-      </w:r>
-      <w:r>
-        <w:rPr>
-          <w:rFonts w:ascii="Consolas" w:cs="Consolas" w:eastAsia="Consolas" w:hAnsi="Consolas"/>
-          <w:color w:val="1F4D78"/>
-          <w:sz w:val="19"/>
-          <w:szCs w:val="19"/>
-        </w:rPr>
-        <w:t xml:space="preserve">NetworkConnection sender</w:t>
-      </w:r>
-      <w:r>
-        <w:t xml:space="preserve">, así nadie puede pedir por otro. El servidor valida y, si rechaza, responde </w:t>
-      </w:r>
-      <w:r>
-        <w:rPr>
-          <w:rFonts w:ascii="Consolas" w:cs="Consolas" w:eastAsia="Consolas" w:hAnsi="Consolas"/>
-          <w:color w:val="1F4D78"/>
-          <w:sz w:val="19"/>
-          <w:szCs w:val="19"/>
-        </w:rPr>
-        <w:t xml:space="preserve">TargetReject</w:t>
-      </w:r>
-      <w:r>
-        <w:t xml:space="preserve"> con un enum.</w:t>
+        <w:t xml:space="preserve">Cuando la conexión termina de cargar la escena (</w:t>
+      </w:r>
+      <w:r>
+        <w:rPr>
+          <w:rFonts w:ascii="Consolas" w:cs="Consolas" w:eastAsia="Consolas" w:hAnsi="Consolas"/>
+          <w:color w:val="1F4D78"/>
+          <w:sz w:val="19"/>
+          <w:szCs w:val="19"/>
+        </w:rPr>
+        <w:t xml:space="preserve">SceneManager.OnClientLoadedStartScenes</w:t>
+      </w:r>
+      <w:r>
+        <w:t xml:space="preserve">), </w:t>
+      </w:r>
+      <w:r>
+        <w:rPr>
+          <w:rFonts w:ascii="Consolas" w:cs="Consolas" w:eastAsia="Consolas" w:hAnsi="Consolas"/>
+          <w:color w:val="1F4D78"/>
+          <w:sz w:val="19"/>
+          <w:szCs w:val="19"/>
+        </w:rPr>
+        <w:t xml:space="preserve">NetworkGameManager</w:t>
+      </w:r>
+      <w:r>
+        <w:t xml:space="preserve"> la mete en la escena con </w:t>
+      </w:r>
+      <w:r>
+        <w:rPr>
+          <w:rFonts w:ascii="Consolas" w:cs="Consolas" w:eastAsia="Consolas" w:hAnsi="Consolas"/>
+          <w:color w:val="1F4D78"/>
+          <w:sz w:val="19"/>
+          <w:szCs w:val="19"/>
+        </w:rPr>
+        <w:t xml:space="preserve">AddConnectionToScene</w:t>
+      </w:r>
+      <w:r>
+        <w:t xml:space="preserve">. </w:t>
+      </w:r>
+      <w:r>
+        <w:rPr>
+          <w:b/>
+          <w:bCs/>
+        </w:rPr>
+        <w:t xml:space="preserve">Es imprescindible:</w:t>
+      </w:r>
+      <w:r>
+        <w:t xml:space="preserve"> sin eso el cliente no observa los NetworkObjects de escena (la sala) y sus ServerRpcs mueren con "client is not active". Todavía no se crea ningún personaje.</w:t>
       </w:r>
     </w:p>
     <w:p>
@@ -3304,6 +3527,67 @@
         <w:spacing w:after="80" w:line="276"/>
       </w:pPr>
       <w:r>
+        <w:t xml:space="preserve">En la sala (</w:t>
+      </w:r>
+      <w:r>
+        <w:rPr>
+          <w:rFonts w:ascii="Consolas" w:cs="Consolas" w:eastAsia="Consolas" w:hAnsi="Consolas"/>
+          <w:color w:val="1F4D78"/>
+          <w:sz w:val="19"/>
+          <w:szCs w:val="19"/>
+        </w:rPr>
+        <w:t xml:space="preserve">LobbyManager</w:t>
+      </w:r>
+      <w:r>
+        <w:t xml:space="preserve">) cada cliente pide su lugar, equipo y clase por ServerRpcs con </w:t>
+      </w:r>
+      <w:r>
+        <w:rPr>
+          <w:rFonts w:ascii="Consolas" w:cs="Consolas" w:eastAsia="Consolas" w:hAnsi="Consolas"/>
+          <w:color w:val="1F4D78"/>
+          <w:sz w:val="19"/>
+          <w:szCs w:val="19"/>
+        </w:rPr>
+        <w:t xml:space="preserve">RequireOwnership = false</w:t>
+      </w:r>
+      <w:r>
+        <w:t xml:space="preserve"> (el cliente no es dueño del objeto de la sala). FishNet completa el parámetro </w:t>
+      </w:r>
+      <w:r>
+        <w:rPr>
+          <w:rFonts w:ascii="Consolas" w:cs="Consolas" w:eastAsia="Consolas" w:hAnsi="Consolas"/>
+          <w:color w:val="1F4D78"/>
+          <w:sz w:val="19"/>
+          <w:szCs w:val="19"/>
+        </w:rPr>
+        <w:t xml:space="preserve">NetworkConnection sender</w:t>
+      </w:r>
+      <w:r>
+        <w:t xml:space="preserve">, así nadie puede pedir por otro. El servidor valida y, si rechaza, responde </w:t>
+      </w:r>
+      <w:r>
+        <w:rPr>
+          <w:rFonts w:ascii="Consolas" w:cs="Consolas" w:eastAsia="Consolas" w:hAnsi="Consolas"/>
+          <w:color w:val="1F4D78"/>
+          <w:sz w:val="19"/>
+          <w:szCs w:val="19"/>
+        </w:rPr>
+        <w:t xml:space="preserve">TargetReject</w:t>
+      </w:r>
+      <w:r>
+        <w:t xml:space="preserve"> con un enum.</w:t>
+      </w:r>
+    </w:p>
+    <w:p>
+      <w:pPr>
+        <w:pStyle w:val="ListParagraph"/>
+        <w:numPr>
+          <w:ilvl w:val="0"/>
+          <w:numId w:val="3"/>
+        </w:numPr>
+        <w:spacing w:after="80" w:line="276"/>
+      </w:pPr>
+      <w:r>
         <w:t xml:space="preserve">El host aprieta Start (</w:t>
       </w:r>
       <w:r>
@@ -3744,7 +4028,7 @@
           <w:b/>
           <w:bCs/>
         </w:rPr>
-        <w:t xml:space="preserve">Desatascarse (botón Unstuck del recuadro de red): ServerUnstuck valida condiciones (quieto un rato, sin combate reciente, sin control legítimo encima) y reemplaza el personaje por uno nuevo del prefab (ServerRespawnFresh). El motivo de un rechazo viaja como clave de texto. Desde el 19 de octubre de 2026 el cliente manda con el pedido una foto de su lado (input, menús, cursor, movimiento, tags) y el host guarda las dos partes en Unstuck.log (en el editor, en Logs/; en una build, junto al Player.log), también los pedidos rechazados.</w:t>
+        <w:t xml:space="preserve">Desatascarse (botón del menú de pausa): ServerUnstuck valida condiciones (quieto un rato, sin combate reciente, sin control legítimo encima) y reemplaza el personaje por uno nuevo del prefab (ServerRespawnFresh). El motivo de un rechazo viaja como clave de texto. Desde el 19 de octubre de 2026 el cliente manda con el pedido una foto de su lado (input, menús, cursor, movimiento, tags) y el host guarda las dos partes en Unstuck.log (en el editor, en Logs/; en una build, junto al Player.log), también los pedidos rechazados.</w:t>
       </w:r>
     </w:p>
     <w:p>
@@ -11501,26 +11785,7 @@
         <w:spacing w:after="80" w:line="276"/>
       </w:pPr>
       <w:r>
-        <w:rPr>
-          <w:b/>
-          <w:bCs/>
-        </w:rPr>
-        <w:t xml:space="preserve">Build con `-host`:</w:t>
-      </w:r>
-      <w:r>
-        <w:t xml:space="preserve"> la misma build sirve para hostear sin el editor encima (</w:t>
-      </w:r>
-      <w:r>
-        <w:rPr>
-          <w:rFonts w:ascii="Consolas" w:cs="Consolas" w:eastAsia="Consolas" w:hAnsi="Consolas"/>
-          <w:color w:val="1F4D78"/>
-          <w:sz w:val="19"/>
-          <w:szCs w:val="19"/>
-        </w:rPr>
-        <w:t xml:space="preserve">Mercenaries.exe -host</w:t>
-      </w:r>
-      <w:r>
-        <w:t xml:space="preserve">).</w:t>
+        <w:t xml:space="preserve">Cualquier build crea la partida (Jugar → Crear partida). Otra ventana de la misma PC, u otra PC de la misma red, la encuentra sola en la lista de partidas; también se puede escribir su dirección (127.0.0.1 en la misma PC, la IP de la red que muestran la sala y la pausa en otra).</w:t>
       </w:r>
     </w:p>
     <w:p>
@@ -11533,14 +11798,7 @@
         <w:spacing w:after="80" w:line="276"/>
       </w:pPr>
       <w:r>
-        <w:rPr>
-          <w:b/>
-          <w:bCs/>
-        </w:rPr>
-        <w:t xml:space="preserve">Por internet:</w:t>
-      </w:r>
-      <w:r>
-        <w:t xml:space="preserve"> el host comparte la dirección de su túnel de playit.gg (UDP 7770).</w:t>
+        <w:t xml:space="preserve">Por internet: el host comparte la dirección de su túnel de playit.gg (UDP 7770) y los demás la escriben en la pantalla de conexión. La lista de partidas no cruza internet.</w:t>
       </w:r>
     </w:p>
     <w:p>
@@ -11553,14 +11811,7 @@
         <w:spacing w:after="80" w:line="276"/>
       </w:pPr>
       <w:r>
-        <w:rPr>
-          <w:b/>
-          <w:bCs/>
-        </w:rPr>
-        <w:t xml:space="preserve">Qué mirar en un cambio de red:</w:t>
-      </w:r>
-      <w:r>
-        <w:t xml:space="preserve"> que se vea igual en la ventana del dueño, en la del otro y en el host; con un bot; y con alguien que entra tarde a la partida.</w:t>
+        <w:t xml:space="preserve">Si en la misma red la partida no aparece en la lista: el firewall de Windows del host (tiene que dejar entrar al juego; es el mismo permiso que pide la partida) o un Wi-Fi que aísla los equipos entre sí (en un evento, llevar un router propio). Si no aparece en la lista, tampoco se puede jugar por esa red.</w:t>
       </w:r>
     </w:p>
     <w:p>
@@ -11577,6 +11828,26 @@
           <w:b/>
           <w:bCs/>
         </w:rPr>
+        <w:t xml:space="preserve">Qué mirar en un cambio de red:</w:t>
+      </w:r>
+      <w:r>
+        <w:t xml:space="preserve"> que se vea igual en la ventana del dueño, en la del otro y en el host; con un bot; y con alguien que entra tarde a la partida.</w:t>
+      </w:r>
+    </w:p>
+    <w:p>
+      <w:pPr>
+        <w:pStyle w:val="ListParagraph"/>
+        <w:numPr>
+          <w:ilvl w:val="0"/>
+          <w:numId w:val="2"/>
+        </w:numPr>
+        <w:spacing w:after="80" w:line="276"/>
+      </w:pPr>
+      <w:r>
+        <w:rPr>
+          <w:b/>
+          <w:bCs/>
+        </w:rPr>
         <w:t xml:space="preserve">Logs: [NetworkASC] avisa índices de registro que faltan; [Server] las activaciones rechazadas; [Unstuck] lo que encontró trabado el desatascarse. El desatascarse, además, queda guardado en Unstuck.log del host.</w:t>
       </w:r>
     </w:p>
@@ -11806,7 +12077,7 @@
         <w:t xml:space="preserve">Los registros dependen del orden.</w:t>
       </w:r>
       <w:r>
-        <w:t xml:space="preserve"> Un host y un cliente con builds distintas resuelven índices distintos sin ningún aviso. Convendría mandar una versión o un hash de los registros al conectar y rechazar si no coincide.</w:t>
+        <w:t xml:space="preserve"> Un host y un cliente con builds distintas resuelven índices distintos sin ningún aviso. Convendría mandar una versión o un hash de los registros al conectar y rechazar si no coincide. La lista de partidas ya compara la versión del juego (Application.version): una distinta aparece pero no se puede elegir. Conectar con la dirección escrita no compara nada.</w:t>
       </w:r>
     </w:p>
     <w:p>

--- a/DesignDocuments/Red_Arquitectura.docx
+++ b/DesignDocuments/Red_Arquitectura.docx
@@ -45,7 +45,7 @@
           <w:sz w:val="20"/>
           <w:szCs w:val="20"/>
         </w:rPr>
-        <w:t xml:space="preserve">Estado del código al 26 de octubre de 2026 · FishNet 4.7.2 · Unity 6000.0.59f2</w:t>
+        <w:t xml:space="preserve">Estado del código al 28 de octubre de 2026 · FishNet 4.7.2 · Unity 6000.0.59f2</w:t>
       </w:r>
     </w:p>
     <w:p>
@@ -11812,6 +11812,127 @@
       </w:pPr>
       <w:r>
         <w:t xml:space="preserve">Si en la misma red la partida no aparece en la lista: el firewall de Windows del host (tiene que dejar entrar al juego; es el mismo permiso que pide la partida) o un Wi-Fi que aísla los equipos entre sí (en un evento, llevar un router propio). Si no aparece en la lista, tampoco se puede jugar por esa red.</w:t>
+      </w:r>
+    </w:p>
+    <w:p>
+      <w:pPr>
+        <w:pStyle w:val="ListParagraph"/>
+        <w:numPr>
+          <w:ilvl w:val="0"/>
+          <w:numId w:val="2"/>
+        </w:numPr>
+        <w:spacing w:after="80" w:line="276"/>
+      </w:pPr>
+      <w:r>
+        <w:t xml:space="preserve">Varias ventanas en una PC (el showcase): cada build de Windows sale con un </w:t>
+      </w:r>
+      <w:r>
+        <w:rPr>
+          <w:rFonts w:ascii="Consolas" w:cs="Consolas" w:eastAsia="Consolas" w:hAnsi="Consolas"/>
+          <w:color w:val="1F4D78"/>
+          <w:sz w:val="19"/>
+          <w:szCs w:val="19"/>
+        </w:rPr>
+        <w:t xml:space="preserve">Showcase.bat</w:t>
+      </w:r>
+      <w:r>
+        <w:t xml:space="preserve"> al lado del .exe que abre tres ventanas, una por monitor (la 1 con </w:t>
+      </w:r>
+      <w:r>
+        <w:rPr>
+          <w:rFonts w:ascii="Consolas" w:cs="Consolas" w:eastAsia="Consolas" w:hAnsi="Consolas"/>
+          <w:color w:val="1F4D78"/>
+          <w:sz w:val="19"/>
+          <w:szCs w:val="19"/>
+        </w:rPr>
+        <w:t xml:space="preserve">-kbm</w:t>
+      </w:r>
+      <w:r>
+        <w:t xml:space="preserve">, la 2 y la 3 con </w:t>
+      </w:r>
+      <w:r>
+        <w:rPr>
+          <w:rFonts w:ascii="Consolas" w:cs="Consolas" w:eastAsia="Consolas" w:hAnsi="Consolas"/>
+          <w:color w:val="1F4D78"/>
+          <w:sz w:val="19"/>
+          <w:szCs w:val="19"/>
+        </w:rPr>
+        <w:t xml:space="preserve">-pad -mute</w:t>
+      </w:r>
+      <w:r>
+        <w:t xml:space="preserve">). Cada ventana juega solo con sus dispositivos (</w:t>
+      </w:r>
+      <w:r>
+        <w:rPr>
+          <w:rFonts w:ascii="Consolas" w:cs="Consolas" w:eastAsia="Consolas" w:hAnsi="Consolas"/>
+          <w:color w:val="1F4D78"/>
+          <w:sz w:val="19"/>
+          <w:szCs w:val="19"/>
+        </w:rPr>
+        <w:t xml:space="preserve">LocalSeat</w:t>
+      </w:r>
+      <w:r>
+        <w:t xml:space="preserve">): una </w:t>
+      </w:r>
+      <w:r>
+        <w:rPr>
+          <w:rFonts w:ascii="Consolas" w:cs="Consolas" w:eastAsia="Consolas" w:hAnsi="Consolas"/>
+          <w:color w:val="1F4D78"/>
+          <w:sz w:val="19"/>
+          <w:szCs w:val="19"/>
+        </w:rPr>
+        <w:t xml:space="preserve">-pad</w:t>
+      </w:r>
+      <w:r>
+        <w:t xml:space="preserve"> se queda con el control que aprieta A mientras ella tiene el foco. No toca la red: son tres clientes normales; una crea la partida y las otras la eligen de la lista. En el editor se hace lo mismo con los tags de MPPM (</w:t>
+      </w:r>
+      <w:r>
+        <w:rPr>
+          <w:rFonts w:ascii="Consolas" w:cs="Consolas" w:eastAsia="Consolas" w:hAnsi="Consolas"/>
+          <w:color w:val="1F4D78"/>
+          <w:sz w:val="19"/>
+          <w:szCs w:val="19"/>
+        </w:rPr>
+        <w:t xml:space="preserve">kbm</w:t>
+      </w:r>
+      <w:r>
+        <w:t xml:space="preserve">, </w:t>
+      </w:r>
+      <w:r>
+        <w:rPr>
+          <w:rFonts w:ascii="Consolas" w:cs="Consolas" w:eastAsia="Consolas" w:hAnsi="Consolas"/>
+          <w:color w:val="1F4D78"/>
+          <w:sz w:val="19"/>
+          <w:szCs w:val="19"/>
+        </w:rPr>
+        <w:t xml:space="preserve">pad</w:t>
+      </w:r>
+      <w:r>
+        <w:t xml:space="preserve">, </w:t>
+      </w:r>
+      <w:r>
+        <w:rPr>
+          <w:rFonts w:ascii="Consolas" w:cs="Consolas" w:eastAsia="Consolas" w:hAnsi="Consolas"/>
+          <w:color w:val="1F4D78"/>
+          <w:sz w:val="19"/>
+          <w:szCs w:val="19"/>
+        </w:rPr>
+        <w:t xml:space="preserve">pad0</w:t>
+      </w:r>
+      <w:r>
+        <w:t xml:space="preserve">…). Cada ventana deja su log (</w:t>
+      </w:r>
+      <w:r>
+        <w:rPr>
+          <w:rFonts w:ascii="Consolas" w:cs="Consolas" w:eastAsia="Consolas" w:hAnsi="Consolas"/>
+          <w:color w:val="1F4D78"/>
+          <w:sz w:val="19"/>
+          <w:szCs w:val="19"/>
+        </w:rPr>
+        <w:t xml:space="preserve">Showcase_1.log</w:t>
+      </w:r>
+      <w:r>
+        <w:t xml:space="preserve">, …).</w:t>
       </w:r>
     </w:p>
     <w:p>

--- a/DesignDocuments/Red_Arquitectura.docx
+++ b/DesignDocuments/Red_Arquitectura.docx
@@ -11186,6 +11186,43 @@
       </w:r>
       <w:r>
         <w:t xml:space="preserve">: en apuros, lo que vuelve salvavidas a otra habilidad; sin maná, lo normal; si no, otra cada tanto), y un switch de variantes que cobran lo suyo (la Q del Mago) se juzga por la que saldría ahora.</w:t>
+      </w:r>
+    </w:p>
+    <w:p>
+      <w:pPr>
+        <w:pStyle w:val="ListParagraph"/>
+        <w:numPr>
+          <w:ilvl w:val="0"/>
+          <w:numId w:val="2"/>
+        </w:numPr>
+        <w:spacing w:after="80" w:line="276"/>
+      </w:pPr>
+      <w:r>
+        <w:t xml:space="preserve">Qué habilidad usa y cuándo: cada una se juzga por su TIPO (</w:t>
+      </w:r>
+      <w:r>
+        <w:rPr>
+          <w:rFonts w:ascii="Consolas" w:cs="Consolas" w:eastAsia="Consolas" w:hAnsi="Consolas"/>
+          <w:color w:val="1F4D78"/>
+          <w:sz w:val="19"/>
+          <w:szCs w:val="19"/>
+        </w:rPr>
+        <w:t xml:space="preserve">Classify</w:t>
+      </w:r>
+      <w:r>
+        <w:t xml:space="preserve">: cuerpo a cuerpo, a distancia, área, buff, movimiento) y el rol; las que tienen una jugada propia llevan su caso en </w:t>
+      </w:r>
+      <w:r>
+        <w:rPr>
+          <w:rFonts w:ascii="Consolas" w:cs="Consolas" w:eastAsia="Consolas" w:hAnsi="Consolas"/>
+          <w:color w:val="1F4D78"/>
+          <w:sz w:val="19"/>
+          <w:szCs w:val="19"/>
+        </w:rPr>
+        <w:t xml:space="preserve">ShouldUse</w:t>
+      </w:r>
+      <w:r>
+        <w:t xml:space="preserve"> (la Resurrección: el bot camina hasta el cuerpo y apunta a él; las marcas que protegen al equipo van al enemigo que le pega a un aliado; las trampas, entre el Trampero y el que se le acerca). Revisadas las 32 clases el 28 de octubre de 2026. Una habilidad nueva con una jugada particular necesita su caso: si no, cae en "cuerpo a cuerpo".</w:t>
       </w:r>
     </w:p>
     <w:p>

--- a/DesignDocuments/Red_Arquitectura.docx
+++ b/DesignDocuments/Red_Arquitectura.docx
@@ -8564,6 +8564,18 @@
               </w:rPr>
               <w:t xml:space="preserve">TargetStartFlight</w:t>
             </w:r>
+            <w:r>
+              <w:t xml:space="preserve">; aterrizar: </w:t>
+            </w:r>
+            <w:r>
+              <w:rPr>
+                <w:rFonts w:ascii="Consolas" w:cs="Consolas" w:eastAsia="Consolas" w:hAnsi="Consolas"/>
+                <w:color w:val="1F4D78"/>
+                <w:sz w:val="19"/>
+                <w:szCs w:val="19"/>
+              </w:rPr>
+              <w:t xml:space="preserve">ServerRequestLand</w:t>
+            </w:r>
           </w:p>
         </w:tc>
         <w:tc>
@@ -8599,7 +8611,31 @@
               <w:t xml:space="preserve">Status_Flying</w:t>
             </w:r>
             <w:r>
-              <w:t xml:space="preserve">.</w:t>
+              <w:t xml:space="preserve">. El dueño aterriza a propósito con el Shift volando (solo el vuelo del Shift: </w:t>
+            </w:r>
+            <w:r>
+              <w:rPr>
+                <w:rFonts w:ascii="Consolas" w:cs="Consolas" w:eastAsia="Consolas" w:hAnsi="Consolas"/>
+                <w:color w:val="1F4D78"/>
+                <w:sz w:val="19"/>
+                <w:szCs w:val="19"/>
+              </w:rPr>
+              <w:t xml:space="preserve">GA_Flight.EndFlight</w:t>
+            </w:r>
+            <w:r>
+              <w:t xml:space="preserve">) o al pedir el menú de clases en el aire (todo vuelo, también la Sobrecarga; el menú se abre al tocar el piso). Bot: </w:t>
+            </w:r>
+            <w:r>
+              <w:rPr>
+                <w:rFonts w:ascii="Consolas" w:cs="Consolas" w:eastAsia="Consolas" w:hAnsi="Consolas"/>
+                <w:color w:val="1F4D78"/>
+                <w:sz w:val="19"/>
+                <w:szCs w:val="19"/>
+              </w:rPr>
+              <w:t xml:space="preserve">BotController.ServerStartFlight</w:t>
+            </w:r>
+            <w:r>
+              <w:t xml:space="preserve">, su cerebro vuela.</w:t>
             </w:r>
           </w:p>
         </w:tc>
@@ -8682,13 +8718,19 @@
               <w:spacing w:after="0" w:line="252"/>
             </w:pPr>
             <w:r>
-              <w:rPr>
-                <w:rFonts w:ascii="Consolas" w:cs="Consolas" w:eastAsia="Consolas" w:hAnsi="Consolas"/>
-                <w:color w:val="1F4D78"/>
-                <w:sz w:val="19"/>
-                <w:szCs w:val="19"/>
-              </w:rPr>
-              <w:t xml:space="preserve">El dueño cae a DiveSpeed hasta el piso; el servidor espera verlo en el piso (o un tope) para soltar la grieta.</w:t>
+              <w:t xml:space="preserve">El dueño cae a DiveSpeed hasta el piso; el servidor espera verlo en el piso (o un tope) para soltar la grieta. Bot: </w:t>
+            </w:r>
+            <w:r>
+              <w:rPr>
+                <w:rFonts w:ascii="Consolas" w:cs="Consolas" w:eastAsia="Consolas" w:hAnsi="Consolas"/>
+                <w:color w:val="1F4D78"/>
+                <w:sz w:val="19"/>
+                <w:szCs w:val="19"/>
+              </w:rPr>
+              <w:t xml:space="preserve">BotController.ServerDive</w:t>
+            </w:r>
+            <w:r>
+              <w:t xml:space="preserve">.</w:t>
             </w:r>
           </w:p>
         </w:tc>
@@ -8716,7 +8758,19 @@
         <w:t xml:space="preserve">MovesThroughOwner</w:t>
       </w:r>
       <w:r>
-        <w:t xml:space="preserve">, y los bots no la usan. Todo TargetRpc al dueño se protege con </w:t>
+        <w:t xml:space="preserve">, y los bots no la usan, salvo el vuelo (</w:t>
+      </w:r>
+      <w:r>
+        <w:rPr>
+          <w:rFonts w:ascii="Consolas" w:cs="Consolas" w:eastAsia="Consolas" w:hAnsi="Consolas"/>
+          <w:color w:val="1F4D78"/>
+          <w:sz w:val="19"/>
+          <w:szCs w:val="19"/>
+        </w:rPr>
+        <w:t xml:space="preserve">GA_Flight</w:t>
+      </w:r>
+      <w:r>
+        <w:t xml:space="preserve">), que mueve su cerebro. Todo TargetRpc al dueño se protege con </w:t>
       </w:r>
       <w:r>
         <w:rPr>
@@ -11138,7 +11192,7 @@
         <w:spacing w:after="80" w:line="276"/>
       </w:pPr>
       <w:r>
-        <w:t xml:space="preserve">Todo lo que el flujo normal delega en el dueño tiene una ruta del servidor: teletransporte, dash, salto, empuje, respawn. Lo que no la tiene se marca </w:t>
+        <w:t xml:space="preserve">Todo lo que el flujo normal delega en el dueño tiene una ruta del servidor: teletransporte, dash, salto, empuje, respawn, vuelo y picada. Lo que no la tiene se marca </w:t>
       </w:r>
       <w:r>
         <w:rPr>
@@ -11223,6 +11277,43 @@
       </w:r>
       <w:r>
         <w:t xml:space="preserve"> (la Resurrección: el bot camina hasta el cuerpo y apunta a él; las marcas que protegen al equipo van al enemigo que le pega a un aliado; las trampas, entre el Trampero y el que se le acerca). Revisadas las 32 clases el 28 de octubre de 2026. Una habilidad nueva con una jugada particular necesita su caso: si no, cae en "cuerpo a cuerpo".</w:t>
+      </w:r>
+    </w:p>
+    <w:p>
+      <w:pPr>
+        <w:pStyle w:val="ListParagraph"/>
+        <w:numPr>
+          <w:ilvl w:val="0"/>
+          <w:numId w:val="2"/>
+        </w:numPr>
+        <w:spacing w:after="80" w:line="276"/>
+      </w:pPr>
+      <w:r>
+        <w:t xml:space="preserve">El vuelo (el Mago, desde el 29 de octubre de 2026): </w:t>
+      </w:r>
+      <w:r>
+        <w:rPr>
+          <w:rFonts w:ascii="Consolas" w:cs="Consolas" w:eastAsia="Consolas" w:hAnsi="Consolas"/>
+          <w:color w:val="1F4D78"/>
+          <w:sz w:val="19"/>
+          <w:szCs w:val="19"/>
+        </w:rPr>
+        <w:t xml:space="preserve">BotController</w:t>
+      </w:r>
+      <w:r>
+        <w:t xml:space="preserve"> lo mueve sin NavMeshAgent (apagado, como en el salto) a 8 m sobre el punto al que va, con los números del </w:t>
+      </w:r>
+      <w:r>
+        <w:rPr>
+          <w:rFonts w:ascii="Consolas" w:cs="Consolas" w:eastAsia="Consolas" w:hAnsi="Consolas"/>
+          <w:color w:val="1F4D78"/>
+          <w:sz w:val="19"/>
+          <w:szCs w:val="19"/>
+        </w:rPr>
+        <w:t xml:space="preserve">GA_Flight</w:t>
+      </w:r>
+      <w:r>
+        <w:t xml:space="preserve">, y tira hechizos desde el aire. Despega para escapar, para pelear desde arriba (enemigo a tiro y a la vista) y para cruzar el mapa (destino a más de 20 m); cerca de un lugar techado aterriza afuera y camina. Al terminar el vuelo cae lento y vuelve al NavMesh. En el aire escribe IsJumping y VerticalSpeed, como un jugador que vuela.</w:t>
       </w:r>
     </w:p>
     <w:p>

--- a/DesignDocuments/Red_Arquitectura.docx
+++ b/DesignDocuments/Red_Arquitectura.docx
@@ -6000,6 +6000,76 @@
       </w:r>
       <w:r>
         <w:t xml:space="preserve"> de un SyncHashSet llega de forma asíncrona: un tag de vida corta podía volver a agregarse después de que el servidor lo quitó y quedar pegado para siempre. Con los stats pasaba lo mismo: el eco resucitaba atributos que el servidor acababa de borrar (el robo de vida del Bárbaro seguía en el Pícaro).</w:t>
+      </w:r>
+    </w:p>
+    <w:p>
+      <w:pPr>
+        <w:pStyle w:val="ListParagraph"/>
+        <w:numPr>
+          <w:ilvl w:val="0"/>
+          <w:numId w:val="2"/>
+        </w:numPr>
+        <w:spacing w:after="80" w:line="276"/>
+      </w:pPr>
+      <w:r>
+        <w:rPr>
+          <w:rFonts w:ascii="Consolas" w:cs="Consolas" w:eastAsia="Consolas" w:hAnsi="Consolas"/>
+          <w:color w:val="1F4D78"/>
+          <w:sz w:val="19"/>
+          <w:szCs w:val="19"/>
+        </w:rPr>
+        <w:t xml:space="preserve">State_Dead</w:t>
+      </w:r>
+      <w:r>
+        <w:t xml:space="preserve"> tiene dos fuentes en un cliente: este espejo y la muerte local (la vida en 0 llega por su SyncVar y </w:t>
+      </w:r>
+      <w:r>
+        <w:rPr>
+          <w:rFonts w:ascii="Consolas" w:cs="Consolas" w:eastAsia="Consolas" w:hAnsi="Consolas"/>
+          <w:color w:val="1F4D78"/>
+          <w:sz w:val="19"/>
+          <w:szCs w:val="19"/>
+        </w:rPr>
+        <w:t xml:space="preserve">SetCurrentAttributeValue</w:t>
+      </w:r>
+      <w:r>
+        <w:t xml:space="preserve"> llama a </w:t>
+      </w:r>
+      <w:r>
+        <w:rPr>
+          <w:rFonts w:ascii="Consolas" w:cs="Consolas" w:eastAsia="Consolas" w:hAnsi="Consolas"/>
+          <w:color w:val="1F4D78"/>
+          <w:sz w:val="19"/>
+          <w:szCs w:val="19"/>
+        </w:rPr>
+        <w:t xml:space="preserve">Die</w:t>
+      </w:r>
+      <w:r>
+        <w:t xml:space="preserve">). Si la vida llegaba antes que el tag, el conteo quedaba en 2 y al revivir bajaba a 1: el cliente reaparecía en la base sin poder moverse, aunque el servidor ya lo había revivido. Desde el 29 de octubre de 2026, cuando el servidor quita </w:t>
+      </w:r>
+      <w:r>
+        <w:rPr>
+          <w:rFonts w:ascii="Consolas" w:cs="Consolas" w:eastAsia="Consolas" w:hAnsi="Consolas"/>
+          <w:color w:val="1F4D78"/>
+          <w:sz w:val="19"/>
+          <w:szCs w:val="19"/>
+        </w:rPr>
+        <w:t xml:space="preserve">State_Dead</w:t>
+      </w:r>
+      <w:r>
+        <w:t xml:space="preserve">, </w:t>
+      </w:r>
+      <w:r>
+        <w:rPr>
+          <w:rFonts w:ascii="Consolas" w:cs="Consolas" w:eastAsia="Consolas" w:hAnsi="Consolas"/>
+          <w:color w:val="1F4D78"/>
+          <w:sz w:val="19"/>
+          <w:szCs w:val="19"/>
+        </w:rPr>
+        <w:t xml:space="preserve">OnNetTagsChanged</w:t>
+      </w:r>
+      <w:r>
+        <w:t xml:space="preserve"> le saca todas las cuentas. Cualquier otro tag que el cliente también ponga solo necesita lo mismo.</w:t>
       </w:r>
     </w:p>
     <w:p>
